--- a/public/tc reserve.docx
+++ b/public/tc reserve.docx
@@ -132,7 +132,7 @@
                 <wp:positionV relativeFrom="paragraph">
                   <wp:posOffset>2997835</wp:posOffset>
                 </wp:positionV>
-                <wp:extent cx="1159510" cy="297180"/>
+                <wp:extent cx="1511300" cy="297180"/>
                 <wp:effectExtent l="0" t="0" r="0" b="0"/>
                 <wp:wrapNone/>
                 <wp:docPr id="2" name="Frame 1"/>
@@ -143,7 +143,7 @@
                       <wps:spPr>
                         <a:xfrm>
                           <a:off x="0" y="0"/>
-                          <a:ext cx="1159560" cy="297360"/>
+                          <a:ext cx="1511280" cy="297360"/>
                         </a:xfrm>
                         <a:prstGeom prst="rect">
                           <a:avLst/>
@@ -197,7 +197,7 @@
           </mc:Choice>
           <mc:Fallback>
             <w:pict>
-              <v:rect id="shape_0" ID="Frame 1" path="m0,0l-2147483645,0l-2147483645,-2147483646l0,-2147483646xe" fillcolor="white" stroked="f" o:allowincell="f" style="position:absolute;margin-left:830.55pt;margin-top:236.05pt;width:91.25pt;height:23.35pt;mso-wrap-style:square;v-text-anchor:top">
+              <v:rect id="shape_0" ID="Frame 1" path="m0,0l-2147483645,0l-2147483645,-2147483646l0,-2147483646xe" fillcolor="white" stroked="f" o:allowincell="f" style="position:absolute;margin-left:830.55pt;margin-top:236.05pt;width:118.95pt;height:23.35pt;mso-wrap-style:square;v-text-anchor:top">
                 <v:fill o:detectmouseclick="t" type="solid" color2="black"/>
                 <v:stroke color="#3465a4" joinstyle="round" endcap="flat"/>
                 <v:textbox>
@@ -490,10 +490,7 @@
                             <w:pPr>
                               <w:pStyle w:val="FrameContents"/>
                               <w:jc w:val="left"/>
-                              <w:rPr>
-                                <w:b/>
-                                <w:bCs/>
-                              </w:rPr>
+                              <w:rPr/>
                             </w:pPr>
                             <w:r>
                               <w:rPr>
@@ -528,10 +525,7 @@
                       <w:pPr>
                         <w:pStyle w:val="FrameContents"/>
                         <w:jc w:val="left"/>
-                        <w:rPr>
-                          <w:b/>
-                          <w:bCs/>
-                        </w:rPr>
+                        <w:rPr/>
                       </w:pPr>
                       <w:r>
                         <w:rPr>
@@ -1097,7 +1091,7 @@
                 <wp:positionV relativeFrom="paragraph">
                   <wp:posOffset>3528060</wp:posOffset>
                 </wp:positionV>
-                <wp:extent cx="2746375" cy="297180"/>
+                <wp:extent cx="2965450" cy="297180"/>
                 <wp:effectExtent l="635" t="0" r="0" b="0"/>
                 <wp:wrapNone/>
                 <wp:docPr id="11" name="Frame 3"/>
@@ -1108,7 +1102,7 @@
                       <wps:spPr>
                         <a:xfrm>
                           <a:off x="0" y="0"/>
-                          <a:ext cx="2746440" cy="297360"/>
+                          <a:ext cx="2965320" cy="297360"/>
                         </a:xfrm>
                         <a:prstGeom prst="rect">
                           <a:avLst/>
@@ -1161,7 +1155,7 @@
           </mc:Choice>
           <mc:Fallback>
             <w:pict>
-              <v:rect id="shape_0" ID="Frame 3" path="m0,0l-2147483645,0l-2147483645,-2147483646l0,-2147483646xe" fillcolor="white" stroked="f" o:allowincell="f" style="position:absolute;margin-left:928pt;margin-top:277.8pt;width:216.2pt;height:23.35pt;mso-wrap-style:square;v-text-anchor:top">
+              <v:rect id="shape_0" ID="Frame 3" path="m0,0l-2147483645,0l-2147483645,-2147483646l0,-2147483646xe" fillcolor="white" stroked="f" o:allowincell="f" style="position:absolute;margin-left:928pt;margin-top:277.8pt;width:233.45pt;height:23.35pt;mso-wrap-style:square;v-text-anchor:top">
                 <v:fill o:detectmouseclick="t" type="solid" color2="black"/>
                 <v:stroke color="#3465a4" joinstyle="round" endcap="flat"/>
                 <v:textbox>
@@ -1309,9 +1303,9 @@
                   <wp:posOffset>11353165</wp:posOffset>
                 </wp:positionH>
                 <wp:positionV relativeFrom="paragraph">
-                  <wp:posOffset>4927600</wp:posOffset>
+                  <wp:posOffset>4779645</wp:posOffset>
                 </wp:positionV>
-                <wp:extent cx="2207260" cy="297180"/>
+                <wp:extent cx="2350135" cy="445135"/>
                 <wp:effectExtent l="0" t="0" r="0" b="0"/>
                 <wp:wrapNone/>
                 <wp:docPr id="13" name="Frame 14"/>
@@ -1322,7 +1316,7 @@
                       <wps:spPr>
                         <a:xfrm>
                           <a:off x="0" y="0"/>
-                          <a:ext cx="2207160" cy="297360"/>
+                          <a:ext cx="2350080" cy="444960"/>
                         </a:xfrm>
                         <a:prstGeom prst="rect">
                           <a:avLst/>
@@ -1375,7 +1369,7 @@
           </mc:Choice>
           <mc:Fallback>
             <w:pict>
-              <v:rect id="shape_0" ID="Frame 14" path="m0,0l-2147483645,0l-2147483645,-2147483646l0,-2147483646xe" fillcolor="white" stroked="f" o:allowincell="f" style="position:absolute;margin-left:893.95pt;margin-top:388pt;width:173.75pt;height:23.35pt;mso-wrap-style:square;v-text-anchor:top">
+              <v:rect id="shape_0" ID="Frame 14" path="m0,0l-2147483645,0l-2147483645,-2147483646l0,-2147483646xe" fillcolor="white" stroked="f" o:allowincell="f" style="position:absolute;margin-left:893.95pt;margin-top:376.35pt;width:185pt;height:35pt;mso-wrap-style:square;v-text-anchor:top">
                 <v:fill o:detectmouseclick="t" type="solid" color2="black"/>
                 <v:stroke color="#3465a4" joinstyle="round" endcap="flat"/>
                 <v:textbox>
@@ -1632,7 +1626,7 @@
                 <wp:positionV relativeFrom="paragraph">
                   <wp:posOffset>2963545</wp:posOffset>
                 </wp:positionV>
-                <wp:extent cx="1159510" cy="297180"/>
+                <wp:extent cx="1483995" cy="297180"/>
                 <wp:effectExtent l="0" t="0" r="0" b="0"/>
                 <wp:wrapNone/>
                 <wp:docPr id="16" name="Frame 17"/>
@@ -1643,7 +1637,7 @@
                       <wps:spPr>
                         <a:xfrm>
                           <a:off x="0" y="0"/>
-                          <a:ext cx="1159560" cy="297360"/>
+                          <a:ext cx="1483920" cy="297360"/>
                         </a:xfrm>
                         <a:prstGeom prst="rect">
                           <a:avLst/>
@@ -1697,7 +1691,7 @@
           </mc:Choice>
           <mc:Fallback>
             <w:pict>
-              <v:rect id="shape_0" ID="Frame 17" path="m0,0l-2147483645,0l-2147483645,-2147483646l0,-2147483646xe" fillcolor="white" stroked="f" o:allowincell="f" style="position:absolute;margin-left:395.85pt;margin-top:233.35pt;width:91.25pt;height:23.35pt;mso-wrap-style:square;v-text-anchor:top">
+              <v:rect id="shape_0" ID="Frame 17" path="m0,0l-2147483645,0l-2147483645,-2147483646l0,-2147483646xe" fillcolor="white" stroked="f" o:allowincell="f" style="position:absolute;margin-left:395.85pt;margin-top:233.35pt;width:116.8pt;height:23.35pt;mso-wrap-style:square;v-text-anchor:top">
                 <v:fill o:detectmouseclick="t" type="solid" color2="black"/>
                 <v:stroke color="#3465a4" joinstyle="round" endcap="flat"/>
                 <v:textbox>
@@ -2062,7 +2056,7 @@
                 <wp:positionV relativeFrom="paragraph">
                   <wp:posOffset>3493770</wp:posOffset>
                 </wp:positionV>
-                <wp:extent cx="2594610" cy="297180"/>
+                <wp:extent cx="2901315" cy="297180"/>
                 <wp:effectExtent l="635" t="0" r="0" b="0"/>
                 <wp:wrapNone/>
                 <wp:docPr id="20" name="Frame 21"/>
@@ -2073,7 +2067,7 @@
                       <wps:spPr>
                         <a:xfrm>
                           <a:off x="0" y="0"/>
-                          <a:ext cx="2594520" cy="297360"/>
+                          <a:ext cx="2901240" cy="297360"/>
                         </a:xfrm>
                         <a:prstGeom prst="rect">
                           <a:avLst/>
@@ -2126,7 +2120,7 @@
           </mc:Choice>
           <mc:Fallback>
             <w:pict>
-              <v:rect id="shape_0" ID="Frame 21" path="m0,0l-2147483645,0l-2147483645,-2147483646l0,-2147483646xe" fillcolor="white" stroked="f" o:allowincell="f" style="position:absolute;margin-left:502.75pt;margin-top:275.1pt;width:204.25pt;height:23.35pt;mso-wrap-style:square;v-text-anchor:top">
+              <v:rect id="shape_0" ID="Frame 21" path="m0,0l-2147483645,0l-2147483645,-2147483646l0,-2147483646xe" fillcolor="white" stroked="f" o:allowincell="f" style="position:absolute;margin-left:502.75pt;margin-top:275.1pt;width:228.4pt;height:23.35pt;mso-wrap-style:square;v-text-anchor:top">
                 <v:fill o:detectmouseclick="t" type="solid" color2="black"/>
                 <v:stroke color="#3465a4" joinstyle="round" endcap="flat"/>
                 <v:textbox>
@@ -2381,9 +2375,9 @@
                   <wp:posOffset>5815330</wp:posOffset>
                 </wp:positionH>
                 <wp:positionV relativeFrom="paragraph">
-                  <wp:posOffset>4881880</wp:posOffset>
+                  <wp:posOffset>4733925</wp:posOffset>
                 </wp:positionV>
-                <wp:extent cx="2207260" cy="297180"/>
+                <wp:extent cx="2375535" cy="456565"/>
                 <wp:effectExtent l="0" t="0" r="0" b="0"/>
                 <wp:wrapNone/>
                 <wp:docPr id="23" name="Frame 24"/>
@@ -2394,7 +2388,7 @@
                       <wps:spPr>
                         <a:xfrm>
                           <a:off x="0" y="0"/>
-                          <a:ext cx="2207160" cy="297360"/>
+                          <a:ext cx="2375640" cy="456480"/>
                         </a:xfrm>
                         <a:prstGeom prst="rect">
                           <a:avLst/>
@@ -2447,7 +2441,7 @@
           </mc:Choice>
           <mc:Fallback>
             <w:pict>
-              <v:rect id="shape_0" ID="Frame 24" path="m0,0l-2147483645,0l-2147483645,-2147483646l0,-2147483646xe" fillcolor="white" stroked="f" o:allowincell="f" style="position:absolute;margin-left:457.9pt;margin-top:384.4pt;width:173.75pt;height:23.35pt;mso-wrap-style:square;v-text-anchor:top">
+              <v:rect id="shape_0" ID="Frame 24" path="m0,0l-2147483645,0l-2147483645,-2147483646l0,-2147483646xe" fillcolor="white" stroked="f" o:allowincell="f" style="position:absolute;margin-left:457.9pt;margin-top:372.75pt;width:187pt;height:35.9pt;mso-wrap-style:square;v-text-anchor:top">
                 <v:fill o:detectmouseclick="t" type="solid" color2="black"/>
                 <v:stroke color="#3465a4" joinstyle="round" endcap="flat"/>
                 <v:textbox>
@@ -2525,10 +2519,7 @@
                             <w:pPr>
                               <w:pStyle w:val="FrameContents"/>
                               <w:jc w:val="left"/>
-                              <w:rPr>
-                                <w:b/>
-                                <w:bCs/>
-                              </w:rPr>
+                              <w:rPr/>
                             </w:pPr>
                             <w:r>
                               <w:rPr>
@@ -2563,10 +2554,7 @@
                       <w:pPr>
                         <w:pStyle w:val="FrameContents"/>
                         <w:jc w:val="left"/>
-                        <w:rPr>
-                          <w:b/>
-                          <w:bCs/>
-                        </w:rPr>
+                        <w:rPr/>
                       </w:pPr>
                       <w:r>
                         <w:rPr>
@@ -3023,7 +3011,7 @@
                   <wp:posOffset>11516995</wp:posOffset>
                 </wp:positionH>
                 <wp:positionV relativeFrom="paragraph">
-                  <wp:posOffset>4481830</wp:posOffset>
+                  <wp:posOffset>4474210</wp:posOffset>
                 </wp:positionV>
                 <wp:extent cx="2207260" cy="297815"/>
                 <wp:effectExtent l="0" t="0" r="0" b="0"/>
@@ -3089,7 +3077,7 @@
           </mc:Choice>
           <mc:Fallback>
             <w:pict>
-              <v:rect id="shape_0" ID="Frame 7" path="m0,0l-2147483645,0l-2147483645,-2147483646l0,-2147483646xe" fillcolor="white" stroked="f" o:allowincell="f" style="position:absolute;margin-left:906.85pt;margin-top:352.9pt;width:173.75pt;height:23.4pt;mso-wrap-style:square;v-text-anchor:top">
+              <v:rect id="shape_0" ID="Frame 7" path="m0,0l-2147483645,0l-2147483645,-2147483646l0,-2147483646xe" fillcolor="white" stroked="f" o:allowincell="f" style="position:absolute;margin-left:906.85pt;margin-top:352.3pt;width:173.75pt;height:23.4pt;mso-wrap-style:square;v-text-anchor:top">
                 <v:fill o:detectmouseclick="t" type="solid" color2="black"/>
                 <v:stroke color="#3465a4" joinstyle="round" endcap="flat"/>
                 <v:textbox>
@@ -3572,7 +3560,7 @@
                   <wp:posOffset>2113280</wp:posOffset>
                 </wp:positionH>
                 <wp:positionV relativeFrom="paragraph">
-                  <wp:posOffset>3694430</wp:posOffset>
+                  <wp:posOffset>3675380</wp:posOffset>
                 </wp:positionV>
                 <wp:extent cx="1561465" cy="297180"/>
                 <wp:effectExtent l="635" t="0" r="0" b="0"/>
@@ -3640,7 +3628,7 @@
           </mc:Choice>
           <mc:Fallback>
             <w:pict>
-              <v:rect id="shape_0" ID="Frame 37" path="m0,0l-2147483645,0l-2147483645,-2147483646l0,-2147483646xe" fillcolor="white" stroked="f" o:allowincell="f" style="position:absolute;margin-left:166.4pt;margin-top:290.9pt;width:122.9pt;height:23.35pt;mso-wrap-style:square;v-text-anchor:top">
+              <v:rect id="shape_0" ID="Frame 37" path="m0,0l-2147483645,0l-2147483645,-2147483646l0,-2147483646xe" fillcolor="white" stroked="f" o:allowincell="f" style="position:absolute;margin-left:166.4pt;margin-top:289.4pt;width:122.9pt;height:23.35pt;mso-wrap-style:square;v-text-anchor:top">
                 <v:fill o:detectmouseclick="t" type="solid" color2="black"/>
                 <v:stroke color="#3465a4" joinstyle="round" endcap="flat"/>
                 <v:textbox>
@@ -3685,7 +3673,7 @@
                 <wp:positionV relativeFrom="paragraph">
                   <wp:posOffset>4655185</wp:posOffset>
                 </wp:positionV>
-                <wp:extent cx="1767205" cy="297180"/>
+                <wp:extent cx="1767205" cy="492760"/>
                 <wp:effectExtent l="0" t="0" r="0" b="0"/>
                 <wp:wrapNone/>
                 <wp:docPr id="35" name="Frame 40"/>
@@ -3696,7 +3684,7 @@
                       <wps:spPr>
                         <a:xfrm>
                           <a:off x="0" y="0"/>
-                          <a:ext cx="1767240" cy="297360"/>
+                          <a:ext cx="1767240" cy="492840"/>
                         </a:xfrm>
                         <a:prstGeom prst="rect">
                           <a:avLst/>
@@ -3751,7 +3739,7 @@
           </mc:Choice>
           <mc:Fallback>
             <w:pict>
-              <v:rect id="shape_0" ID="Frame 40" path="m0,0l-2147483645,0l-2147483645,-2147483646l0,-2147483646xe" fillcolor="white" stroked="f" o:allowincell="f" style="position:absolute;margin-left:163.6pt;margin-top:366.55pt;width:139.1pt;height:23.35pt;mso-wrap-style:square;v-text-anchor:top">
+              <v:rect id="shape_0" ID="Frame 40" path="m0,0l-2147483645,0l-2147483645,-2147483646l0,-2147483646xe" fillcolor="white" stroked="f" o:allowincell="f" style="position:absolute;margin-left:163.6pt;margin-top:366.55pt;width:139.1pt;height:38.75pt;mso-wrap-style:square;v-text-anchor:top">
                 <v:fill o:detectmouseclick="t" type="solid" color2="black"/>
                 <v:stroke color="#3465a4" joinstyle="round" endcap="flat"/>
                 <v:textbox>
@@ -3791,7 +3779,7 @@
               <wp:anchor behindDoc="0" distT="0" distB="0" distL="0" distR="0" simplePos="0" locked="0" layoutInCell="1" allowOverlap="1" relativeHeight="72">
                 <wp:simplePos x="0" y="0"/>
                 <wp:positionH relativeFrom="column">
-                  <wp:posOffset>2463800</wp:posOffset>
+                  <wp:posOffset>2852420</wp:posOffset>
                 </wp:positionH>
                 <wp:positionV relativeFrom="paragraph">
                   <wp:posOffset>4850765</wp:posOffset>
@@ -3830,13 +3818,8 @@
                           <w:p>
                             <w:pPr>
                               <w:pStyle w:val="FrameContents"/>
-                              <w:jc w:val="left"/>
-                              <w:rPr>
-                                <w:b/>
-                                <w:bCs/>
-                                <w:sz w:val="22"/>
-                                <w:szCs w:val="22"/>
-                              </w:rPr>
+                              <w:jc w:val="right"/>
+                              <w:rPr/>
                             </w:pPr>
                             <w:r>
                               <w:rPr>
@@ -3862,7 +3845,7 @@
           </mc:Choice>
           <mc:Fallback>
             <w:pict>
-              <v:rect id="shape_0" ID="Frame 41" path="m0,0l-2147483645,0l-2147483645,-2147483646l0,-2147483646xe" fillcolor="white" stroked="f" o:allowincell="f" style="position:absolute;margin-left:194pt;margin-top:381.95pt;width:78.85pt;height:23.35pt;mso-wrap-style:square;v-text-anchor:top">
+              <v:rect id="shape_0" ID="Frame 41" path="m0,0l-2147483645,0l-2147483645,-2147483646l0,-2147483646xe" fillcolor="white" stroked="f" o:allowincell="f" style="position:absolute;margin-left:224.6pt;margin-top:381.95pt;width:78.85pt;height:23.35pt;mso-wrap-style:square;v-text-anchor:top">
                 <v:fill o:detectmouseclick="t" type="solid" color2="black"/>
                 <v:stroke color="#3465a4" joinstyle="round" endcap="flat"/>
                 <v:textbox>
@@ -3870,13 +3853,8 @@
                     <w:p>
                       <w:pPr>
                         <w:pStyle w:val="FrameContents"/>
-                        <w:jc w:val="left"/>
-                        <w:rPr>
-                          <w:b/>
-                          <w:bCs/>
-                          <w:sz w:val="22"/>
-                          <w:szCs w:val="22"/>
-                        </w:rPr>
+                        <w:jc w:val="right"/>
+                        <w:rPr/>
                       </w:pPr>
                       <w:r>
                         <w:rPr>
@@ -4682,9 +4660,9 @@
                   <wp:posOffset>2292985</wp:posOffset>
                 </wp:positionH>
                 <wp:positionV relativeFrom="paragraph">
-                  <wp:posOffset>3366770</wp:posOffset>
+                  <wp:posOffset>3347720</wp:posOffset>
                 </wp:positionV>
-                <wp:extent cx="1561465" cy="398145"/>
+                <wp:extent cx="1694180" cy="398145"/>
                 <wp:effectExtent l="635" t="0" r="0" b="0"/>
                 <wp:wrapNone/>
                 <wp:docPr id="44" name="Frame 36"/>
@@ -4695,7 +4673,7 @@
                       <wps:spPr>
                         <a:xfrm>
                           <a:off x="0" y="0"/>
-                          <a:ext cx="1561320" cy="398160"/>
+                          <a:ext cx="1694160" cy="398160"/>
                         </a:xfrm>
                         <a:prstGeom prst="rect">
                           <a:avLst/>
@@ -4750,7 +4728,7 @@
           </mc:Choice>
           <mc:Fallback>
             <w:pict>
-              <v:rect id="shape_0" ID="Frame 36" path="m0,0l-2147483645,0l-2147483645,-2147483646l0,-2147483646xe" fillcolor="white" stroked="f" o:allowincell="f" style="position:absolute;margin-left:180.55pt;margin-top:265.1pt;width:122.9pt;height:31.3pt;mso-wrap-style:square;v-text-anchor:top">
+              <v:rect id="shape_0" ID="Frame 36" path="m0,0l-2147483645,0l-2147483645,-2147483646l0,-2147483646xe" fillcolor="white" stroked="f" o:allowincell="f" style="position:absolute;margin-left:180.55pt;margin-top:263.6pt;width:133.35pt;height:31.3pt;mso-wrap-style:square;v-text-anchor:top">
                 <v:fill o:detectmouseclick="t" type="solid" color2="black"/>
                 <v:stroke color="#3465a4" joinstyle="round" endcap="flat"/>
                 <v:textbox>

--- a/public/tc reserve.docx
+++ b/public/tc reserve.docx
@@ -17,7 +17,81 @@
         <mc:AlternateContent>
           <mc:Choice Requires="wps">
             <w:drawing>
-              <wp:anchor behindDoc="0" distT="0" distB="0" distL="0" distR="0" simplePos="0" locked="0" layoutInCell="0" allowOverlap="1" relativeHeight="2">
+              <wp:anchor behindDoc="1" distT="37465" distB="37465" distL="18415" distR="18415" simplePos="0" locked="0" layoutInCell="1" allowOverlap="1" relativeHeight="2">
+                <wp:simplePos x="0" y="0"/>
+                <wp:positionH relativeFrom="column">
+                  <wp:posOffset>154305</wp:posOffset>
+                </wp:positionH>
+                <wp:positionV relativeFrom="paragraph">
+                  <wp:posOffset>1852930</wp:posOffset>
+                </wp:positionV>
+                <wp:extent cx="14535150" cy="7038975"/>
+                <wp:effectExtent l="18415" t="37465" r="18415" b="37465"/>
+                <wp:wrapNone/>
+                <wp:docPr id="1" name="Image1"/>
+                <a:graphic xmlns:a="http://schemas.openxmlformats.org/drawingml/2006/main">
+                  <a:graphicData uri="http://schemas.openxmlformats.org/drawingml/2006/picture">
+                    <pic:pic xmlns:pic="http://schemas.openxmlformats.org/drawingml/2006/picture">
+                      <pic:nvPicPr>
+                        <pic:cNvPr id="2" name="Image1" descr=""/>
+                        <pic:cNvPicPr/>
+                      </pic:nvPicPr>
+                      <pic:blipFill>
+                        <a:blip r:embed="rId2"/>
+                        <a:srcRect l="0" t="0" r="3356" b="0"/>
+                        <a:stretch/>
+                      </pic:blipFill>
+                      <pic:spPr>
+                        <a:xfrm rot="21582000">
+                          <a:off x="0" y="0"/>
+                          <a:ext cx="14535000" cy="7039080"/>
+                        </a:xfrm>
+                        <a:prstGeom prst="rect">
+                          <a:avLst/>
+                        </a:prstGeom>
+                        <a:ln w="0">
+                          <a:noFill/>
+                        </a:ln>
+                      </pic:spPr>
+                    </pic:pic>
+                  </a:graphicData>
+                </a:graphic>
+              </wp:anchor>
+            </w:drawing>
+          </mc:Choice>
+          <mc:Fallback>
+            <w:pict>
+              <v:shapetype id="_x0000_t75" coordsize="21600,21600" o:spt="75" o:preferrelative="t" path="m@4@5l@4@11@9@11@9@5xe" filled="f" stroked="f">
+                <v:stroke joinstyle="miter"/>
+                <v:formulas>
+                  <v:f eqn="if lineDrawn pixelLineWidth 0"/>
+                  <v:f eqn="sum @0 1 0"/>
+                  <v:f eqn="sum 0 0 @1"/>
+                  <v:f eqn="prod @2 1 2"/>
+                  <v:f eqn="prod @3 21600 pixelWidth"/>
+                  <v:f eqn="prod @3 21600 pixelHeight"/>
+                  <v:f eqn="sum @0 0 1"/>
+                  <v:f eqn="prod @6 1 2"/>
+                  <v:f eqn="prod @7 21600 pixelWidth"/>
+                  <v:f eqn="sum @8 21600 0"/>
+                  <v:f eqn="prod @7 21600 pixelHeight"/>
+                  <v:f eqn="sum @10 21600 0"/>
+                </v:formulas>
+                <v:path o:extrusionok="f" gradientshapeok="t" o:connecttype="rect"/>
+                <o:lock v:ext="edit" aspectratio="t"/>
+              </v:shapetype>
+              <v:shape id="shape_0" ID="Image1" stroked="f" o:allowincell="f" style="position:absolute;margin-left:12.1pt;margin-top:145.85pt;width:1144.45pt;height:554.2pt;mso-wrap-style:none;v-text-anchor:middle;rotation:360" type="_x0000_t75">
+                <v:imagedata r:id="rId3" o:detectmouseclick="t"/>
+                <v:stroke color="#3465a4" joinstyle="round" endcap="flat"/>
+                <w10:wrap type="none"/>
+              </v:shape>
+            </w:pict>
+          </mc:Fallback>
+        </mc:AlternateContent>
+        <mc:AlternateContent>
+          <mc:Choice Requires="wps">
+            <w:drawing>
+              <wp:anchor behindDoc="0" distT="0" distB="0" distL="0" distR="0" simplePos="0" locked="0" layoutInCell="0" allowOverlap="1" relativeHeight="3">
                 <wp:simplePos x="0" y="0"/>
                 <wp:positionH relativeFrom="column">
                   <wp:posOffset>382270</wp:posOffset>
@@ -28,7 +102,7 @@
                 <wp:extent cx="3551555" cy="295910"/>
                 <wp:effectExtent l="635" t="0" r="0" b="0"/>
                 <wp:wrapSquare wrapText="bothSides"/>
-                <wp:docPr id="1" name="Frame 31"/>
+                <wp:docPr id="3" name="Frame 31"/>
                 <a:graphic xmlns:a="http://schemas.openxmlformats.org/drawingml/2006/main">
                   <a:graphicData uri="http://schemas.microsoft.com/office/word/2010/wordprocessingShape">
                     <wps:wsp>
@@ -128,7 +202,7 @@
         <mc:AlternateContent>
           <mc:Choice Requires="wps">
             <w:drawing>
-              <wp:anchor behindDoc="0" distT="0" distB="0" distL="0" distR="0" simplePos="0" locked="0" layoutInCell="0" allowOverlap="1" relativeHeight="4">
+              <wp:anchor behindDoc="0" distT="635" distB="0" distL="0" distR="0" simplePos="0" locked="0" layoutInCell="0" allowOverlap="1" relativeHeight="5">
                 <wp:simplePos x="0" y="0"/>
                 <wp:positionH relativeFrom="column">
                   <wp:posOffset>1207770</wp:posOffset>
@@ -139,7 +213,7 @@
                 <wp:extent cx="1183640" cy="205105"/>
                 <wp:effectExtent l="0" t="635" r="0" b="0"/>
                 <wp:wrapSquare wrapText="bothSides"/>
-                <wp:docPr id="2" name="Frame 34"/>
+                <wp:docPr id="4" name="Frame 34"/>
                 <a:graphic xmlns:a="http://schemas.openxmlformats.org/drawingml/2006/main">
                   <a:graphicData uri="http://schemas.microsoft.com/office/word/2010/wordprocessingShape">
                     <wps:wsp>
@@ -239,7 +313,7 @@
         <mc:AlternateContent>
           <mc:Choice Requires="wps">
             <w:drawing>
-              <wp:anchor behindDoc="0" distT="0" distB="0" distL="0" distR="0" simplePos="0" locked="0" layoutInCell="0" allowOverlap="1" relativeHeight="6">
+              <wp:anchor behindDoc="0" distT="0" distB="0" distL="0" distR="0" simplePos="0" locked="0" layoutInCell="0" allowOverlap="1" relativeHeight="7">
                 <wp:simplePos x="0" y="0"/>
                 <wp:positionH relativeFrom="column">
                   <wp:posOffset>1261110</wp:posOffset>
@@ -250,7 +324,7 @@
                 <wp:extent cx="2018030" cy="295910"/>
                 <wp:effectExtent l="0" t="0" r="0" b="0"/>
                 <wp:wrapSquare wrapText="bothSides"/>
-                <wp:docPr id="3" name="Frame 35"/>
+                <wp:docPr id="5" name="Frame 35"/>
                 <a:graphic xmlns:a="http://schemas.openxmlformats.org/drawingml/2006/main">
                   <a:graphicData uri="http://schemas.microsoft.com/office/word/2010/wordprocessingShape">
                     <wps:wsp>
@@ -281,7 +355,7 @@
                           <w:p>
                             <w:pPr>
                               <w:pStyle w:val="FrameContents"/>
-                              <w:overflowPunct w:val="true"/>
+                              <w:overflowPunct w:val="false"/>
                               <w:jc w:val="left"/>
                               <w:rPr>
                                 <w:b/>
@@ -322,7 +396,7 @@
                     <w:p>
                       <w:pPr>
                         <w:pStyle w:val="FrameContents"/>
-                        <w:overflowPunct w:val="true"/>
+                        <w:overflowPunct w:val="false"/>
                         <w:jc w:val="left"/>
                         <w:rPr>
                           <w:b/>
@@ -352,7 +426,7 @@
         <mc:AlternateContent>
           <mc:Choice Requires="wps">
             <w:drawing>
-              <wp:anchor behindDoc="0" distT="0" distB="0" distL="0" distR="0" simplePos="0" locked="0" layoutInCell="0" allowOverlap="1" relativeHeight="8">
+              <wp:anchor behindDoc="0" distT="0" distB="0" distL="0" distR="0" simplePos="0" locked="0" layoutInCell="0" allowOverlap="1" relativeHeight="9">
                 <wp:simplePos x="0" y="0"/>
                 <wp:positionH relativeFrom="column">
                   <wp:posOffset>2355850</wp:posOffset>
@@ -363,7 +437,7 @@
                 <wp:extent cx="1477645" cy="192405"/>
                 <wp:effectExtent l="635" t="635" r="0" b="0"/>
                 <wp:wrapSquare wrapText="bothSides"/>
-                <wp:docPr id="4" name="Frame 37"/>
+                <wp:docPr id="6" name="Frame 37"/>
                 <a:graphic xmlns:a="http://schemas.openxmlformats.org/drawingml/2006/main">
                   <a:graphicData uri="http://schemas.microsoft.com/office/word/2010/wordprocessingShape">
                     <wps:wsp>
@@ -463,18 +537,18 @@
         <mc:AlternateContent>
           <mc:Choice Requires="wps">
             <w:drawing>
-              <wp:anchor behindDoc="0" distT="0" distB="0" distL="0" distR="0" simplePos="0" locked="0" layoutInCell="0" allowOverlap="1" relativeHeight="10">
+              <wp:anchor behindDoc="0" distT="0" distB="0" distL="0" distR="0" simplePos="0" locked="0" layoutInCell="0" allowOverlap="1" relativeHeight="11">
                 <wp:simplePos x="0" y="0"/>
                 <wp:positionH relativeFrom="column">
                   <wp:posOffset>2237740</wp:posOffset>
                 </wp:positionH>
                 <wp:positionV relativeFrom="paragraph">
-                  <wp:posOffset>6547485</wp:posOffset>
+                  <wp:posOffset>6543675</wp:posOffset>
                 </wp:positionV>
                 <wp:extent cx="1665605" cy="491490"/>
                 <wp:effectExtent l="635" t="0" r="0" b="0"/>
                 <wp:wrapSquare wrapText="bothSides"/>
-                <wp:docPr id="5" name="Frame 40"/>
+                <wp:docPr id="7" name="Frame 40"/>
                 <a:graphic xmlns:a="http://schemas.openxmlformats.org/drawingml/2006/main">
                   <a:graphicData uri="http://schemas.microsoft.com/office/word/2010/wordprocessingShape">
                     <wps:wsp>
@@ -537,7 +611,7 @@
           </mc:Choice>
           <mc:Fallback>
             <w:pict>
-              <v:rect id="shape_0" ID="Frame 40" path="m0,0l-2147483645,0l-2147483645,-2147483646l0,-2147483646xe" fillcolor="white" stroked="f" o:allowincell="f" style="position:absolute;margin-left:176.2pt;margin-top:515.55pt;width:131.1pt;height:38.65pt;mso-wrap-style:square;v-text-anchor:top">
+              <v:rect id="shape_0" ID="Frame 40" path="m0,0l-2147483645,0l-2147483645,-2147483646l0,-2147483646xe" fillcolor="white" stroked="f" o:allowincell="f" style="position:absolute;margin-left:176.2pt;margin-top:515.25pt;width:131.1pt;height:38.65pt;mso-wrap-style:square;v-text-anchor:top">
                 <v:fill o:detectmouseclick="t" type="solid" color2="black"/>
                 <v:stroke color="#3465a4" joinstyle="round" endcap="flat"/>
                 <v:textbox>
@@ -574,18 +648,18 @@
         <mc:AlternateContent>
           <mc:Choice Requires="wps">
             <w:drawing>
-              <wp:anchor behindDoc="0" distT="0" distB="0" distL="0" distR="0" simplePos="0" locked="0" layoutInCell="0" allowOverlap="1" relativeHeight="12">
+              <wp:anchor behindDoc="0" distT="0" distB="0" distL="635" distR="0" simplePos="0" locked="0" layoutInCell="0" allowOverlap="1" relativeHeight="13">
                 <wp:simplePos x="0" y="0"/>
                 <wp:positionH relativeFrom="column">
                   <wp:posOffset>1661160</wp:posOffset>
                 </wp:positionH>
                 <wp:positionV relativeFrom="paragraph">
-                  <wp:posOffset>7022465</wp:posOffset>
+                  <wp:posOffset>7037705</wp:posOffset>
                 </wp:positionV>
                 <wp:extent cx="2206625" cy="226695"/>
                 <wp:effectExtent l="635" t="635" r="0" b="0"/>
                 <wp:wrapSquare wrapText="bothSides"/>
-                <wp:docPr id="6" name="Frame 42"/>
+                <wp:docPr id="8" name="Frame 42"/>
                 <a:graphic xmlns:a="http://schemas.openxmlformats.org/drawingml/2006/main">
                   <a:graphicData uri="http://schemas.microsoft.com/office/word/2010/wordprocessingShape">
                     <wps:wsp>
@@ -648,7 +722,7 @@
           </mc:Choice>
           <mc:Fallback>
             <w:pict>
-              <v:rect id="shape_0" ID="Frame 42" path="m0,0l-2147483645,0l-2147483645,-2147483646l0,-2147483646xe" fillcolor="white" stroked="f" o:allowincell="f" style="position:absolute;margin-left:130.8pt;margin-top:552.95pt;width:173.7pt;height:17.8pt;mso-wrap-style:square;v-text-anchor:top">
+              <v:rect id="shape_0" ID="Frame 42" path="m0,0l-2147483645,0l-2147483645,-2147483646l0,-2147483646xe" fillcolor="white" stroked="f" o:allowincell="f" style="position:absolute;margin-left:130.8pt;margin-top:554.15pt;width:173.7pt;height:17.8pt;mso-wrap-style:square;v-text-anchor:top">
                 <v:fill o:detectmouseclick="t" type="solid" color2="black"/>
                 <v:stroke color="#3465a4" joinstyle="round" endcap="flat"/>
                 <v:textbox>
@@ -685,7 +759,7 @@
         <mc:AlternateContent>
           <mc:Choice Requires="wps">
             <w:drawing>
-              <wp:anchor behindDoc="0" distT="0" distB="0" distL="0" distR="0" simplePos="0" locked="0" layoutInCell="0" allowOverlap="1" relativeHeight="14">
+              <wp:anchor behindDoc="0" distT="0" distB="0" distL="0" distR="0" simplePos="0" locked="0" layoutInCell="0" allowOverlap="1" relativeHeight="15">
                 <wp:simplePos x="0" y="0"/>
                 <wp:positionH relativeFrom="column">
                   <wp:posOffset>1081405</wp:posOffset>
@@ -696,7 +770,7 @@
                 <wp:extent cx="2556510" cy="227330"/>
                 <wp:effectExtent l="0" t="0" r="0" b="0"/>
                 <wp:wrapSquare wrapText="bothSides"/>
-                <wp:docPr id="7" name="Frame 43"/>
+                <wp:docPr id="9" name="Frame 43"/>
                 <a:graphic xmlns:a="http://schemas.openxmlformats.org/drawingml/2006/main">
                   <a:graphicData uri="http://schemas.microsoft.com/office/word/2010/wordprocessingShape">
                     <wps:wsp>
@@ -796,7 +870,7 @@
         <mc:AlternateContent>
           <mc:Choice Requires="wps">
             <w:drawing>
-              <wp:anchor behindDoc="0" distT="0" distB="0" distL="0" distR="0" simplePos="0" locked="0" layoutInCell="0" allowOverlap="1" relativeHeight="16">
+              <wp:anchor behindDoc="0" distT="0" distB="0" distL="0" distR="0" simplePos="0" locked="0" layoutInCell="0" allowOverlap="1" relativeHeight="17">
                 <wp:simplePos x="0" y="0"/>
                 <wp:positionH relativeFrom="column">
                   <wp:posOffset>1527175</wp:posOffset>
@@ -807,7 +881,7 @@
                 <wp:extent cx="1405890" cy="204470"/>
                 <wp:effectExtent l="0" t="0" r="0" b="0"/>
                 <wp:wrapSquare wrapText="bothSides"/>
-                <wp:docPr id="8" name="Frame 44"/>
+                <wp:docPr id="10" name="Frame 44"/>
                 <a:graphic xmlns:a="http://schemas.openxmlformats.org/drawingml/2006/main">
                   <a:graphicData uri="http://schemas.microsoft.com/office/word/2010/wordprocessingShape">
                     <wps:wsp>
@@ -907,7 +981,7 @@
         <mc:AlternateContent>
           <mc:Choice Requires="wps">
             <w:drawing>
-              <wp:anchor behindDoc="0" distT="0" distB="0" distL="0" distR="0" simplePos="0" locked="0" layoutInCell="0" allowOverlap="1" relativeHeight="18">
+              <wp:anchor behindDoc="0" distT="0" distB="0" distL="0" distR="0" simplePos="0" locked="0" layoutInCell="0" allowOverlap="1" relativeHeight="19">
                 <wp:simplePos x="0" y="0"/>
                 <wp:positionH relativeFrom="column">
                   <wp:posOffset>1325880</wp:posOffset>
@@ -918,7 +992,7 @@
                 <wp:extent cx="1410970" cy="218440"/>
                 <wp:effectExtent l="0" t="0" r="0" b="0"/>
                 <wp:wrapSquare wrapText="bothSides"/>
-                <wp:docPr id="9" name="Frame 45"/>
+                <wp:docPr id="11" name="Frame 45"/>
                 <a:graphic xmlns:a="http://schemas.openxmlformats.org/drawingml/2006/main">
                   <a:graphicData uri="http://schemas.microsoft.com/office/word/2010/wordprocessingShape">
                     <wps:wsp>
@@ -1018,7 +1092,7 @@
         <mc:AlternateContent>
           <mc:Choice Requires="wps">
             <w:drawing>
-              <wp:anchor behindDoc="0" distT="0" distB="0" distL="0" distR="0" simplePos="0" locked="0" layoutInCell="0" allowOverlap="1" relativeHeight="20">
+              <wp:anchor behindDoc="0" distT="0" distB="0" distL="0" distR="0" simplePos="0" locked="0" layoutInCell="0" allowOverlap="1" relativeHeight="21">
                 <wp:simplePos x="0" y="0"/>
                 <wp:positionH relativeFrom="column">
                   <wp:posOffset>1528445</wp:posOffset>
@@ -1029,7 +1103,7 @@
                 <wp:extent cx="2317115" cy="198120"/>
                 <wp:effectExtent l="635" t="0" r="0" b="0"/>
                 <wp:wrapSquare wrapText="bothSides"/>
-                <wp:docPr id="10" name="Frame 46"/>
+                <wp:docPr id="12" name="Frame 46"/>
                 <a:graphic xmlns:a="http://schemas.openxmlformats.org/drawingml/2006/main">
                   <a:graphicData uri="http://schemas.microsoft.com/office/word/2010/wordprocessingShape">
                     <wps:wsp>
@@ -1129,7 +1203,7 @@
         <mc:AlternateContent>
           <mc:Choice Requires="wps">
             <w:drawing>
-              <wp:anchor behindDoc="0" distT="0" distB="0" distL="0" distR="0" simplePos="0" locked="0" layoutInCell="0" allowOverlap="1" relativeHeight="22">
+              <wp:anchor behindDoc="0" distT="0" distB="0" distL="0" distR="0" simplePos="0" locked="0" layoutInCell="0" allowOverlap="1" relativeHeight="23">
                 <wp:simplePos x="0" y="0"/>
                 <wp:positionH relativeFrom="column">
                   <wp:posOffset>3162935</wp:posOffset>
@@ -1140,7 +1214,7 @@
                 <wp:extent cx="778510" cy="222250"/>
                 <wp:effectExtent l="0" t="0" r="0" b="0"/>
                 <wp:wrapSquare wrapText="bothSides"/>
-                <wp:docPr id="11" name="Frame 32"/>
+                <wp:docPr id="13" name="Frame 32"/>
                 <a:graphic xmlns:a="http://schemas.openxmlformats.org/drawingml/2006/main">
                   <a:graphicData uri="http://schemas.microsoft.com/office/word/2010/wordprocessingShape">
                     <wps:wsp>
@@ -1240,7 +1314,7 @@
         <mc:AlternateContent>
           <mc:Choice Requires="wps">
             <w:drawing>
-              <wp:anchor behindDoc="0" distT="0" distB="0" distL="0" distR="0" simplePos="0" locked="0" layoutInCell="0" allowOverlap="1" relativeHeight="24">
+              <wp:anchor behindDoc="0" distT="0" distB="0" distL="0" distR="0" simplePos="0" locked="0" layoutInCell="0" allowOverlap="1" relativeHeight="25">
                 <wp:simplePos x="0" y="0"/>
                 <wp:positionH relativeFrom="column">
                   <wp:posOffset>1522095</wp:posOffset>
@@ -1251,7 +1325,7 @@
                 <wp:extent cx="2379980" cy="217170"/>
                 <wp:effectExtent l="0" t="0" r="0" b="0"/>
                 <wp:wrapSquare wrapText="bothSides"/>
-                <wp:docPr id="12" name="Frame 33"/>
+                <wp:docPr id="14" name="Frame 33"/>
                 <a:graphic xmlns:a="http://schemas.openxmlformats.org/drawingml/2006/main">
                   <a:graphicData uri="http://schemas.microsoft.com/office/word/2010/wordprocessingShape">
                     <wps:wsp>
@@ -1351,7 +1425,7 @@
         <mc:AlternateContent>
           <mc:Choice Requires="wps">
             <w:drawing>
-              <wp:anchor behindDoc="0" distT="0" distB="0" distL="0" distR="0" simplePos="0" locked="0" layoutInCell="0" allowOverlap="1" relativeHeight="26">
+              <wp:anchor behindDoc="0" distT="0" distB="0" distL="0" distR="0" simplePos="0" locked="0" layoutInCell="0" allowOverlap="1" relativeHeight="27">
                 <wp:simplePos x="0" y="0"/>
                 <wp:positionH relativeFrom="column">
                   <wp:posOffset>2453005</wp:posOffset>
@@ -1362,7 +1436,7 @@
                 <wp:extent cx="1471295" cy="342900"/>
                 <wp:effectExtent l="635" t="0" r="0" b="0"/>
                 <wp:wrapSquare wrapText="bothSides"/>
-                <wp:docPr id="13" name="Frame 36"/>
+                <wp:docPr id="15" name="Frame 36"/>
                 <a:graphic xmlns:a="http://schemas.openxmlformats.org/drawingml/2006/main">
                   <a:graphicData uri="http://schemas.microsoft.com/office/word/2010/wordprocessingShape">
                     <wps:wsp>
@@ -1424,7 +1498,9 @@
                               </w:rPr>
                             </w:pPr>
                             <w:r>
-                              <w:rPr/>
+                              <w:rPr>
+                                <w:color w:val="000000"/>
+                              </w:rPr>
                             </w:r>
                           </w:p>
                         </w:txbxContent>
@@ -1479,7 +1555,9 @@
                         </w:rPr>
                       </w:pPr>
                       <w:r>
-                        <w:rPr/>
+                        <w:rPr>
+                          <w:color w:val="000000"/>
+                        </w:rPr>
                       </w:r>
                     </w:p>
                   </w:txbxContent>
@@ -1492,7 +1570,7 @@
         <mc:AlternateContent>
           <mc:Choice Requires="wps">
             <w:drawing>
-              <wp:anchor behindDoc="0" distT="0" distB="0" distL="0" distR="0" simplePos="0" locked="0" layoutInCell="0" allowOverlap="1" relativeHeight="28">
+              <wp:anchor behindDoc="0" distT="0" distB="0" distL="635" distR="0" simplePos="0" locked="0" layoutInCell="0" allowOverlap="1" relativeHeight="29">
                 <wp:simplePos x="0" y="0"/>
                 <wp:positionH relativeFrom="column">
                   <wp:posOffset>2260600</wp:posOffset>
@@ -1503,7 +1581,7 @@
                 <wp:extent cx="1148715" cy="207645"/>
                 <wp:effectExtent l="635" t="635" r="0" b="0"/>
                 <wp:wrapSquare wrapText="bothSides"/>
-                <wp:docPr id="14" name="Frame 38"/>
+                <wp:docPr id="16" name="Frame 38"/>
                 <a:graphic xmlns:a="http://schemas.openxmlformats.org/drawingml/2006/main">
                   <a:graphicData uri="http://schemas.microsoft.com/office/word/2010/wordprocessingShape">
                     <wps:wsp>
@@ -1549,7 +1627,7 @@
         <mc:AlternateContent>
           <mc:Choice Requires="wps">
             <w:drawing>
-              <wp:anchor behindDoc="0" distT="0" distB="0" distL="0" distR="0" simplePos="0" locked="0" layoutInCell="0" allowOverlap="1" relativeHeight="29">
+              <wp:anchor behindDoc="0" distT="0" distB="0" distL="0" distR="0" simplePos="0" locked="0" layoutInCell="0" allowOverlap="1" relativeHeight="30">
                 <wp:simplePos x="0" y="0"/>
                 <wp:positionH relativeFrom="column">
                   <wp:posOffset>6135370</wp:posOffset>
@@ -1560,7 +1638,7 @@
                 <wp:extent cx="3222625" cy="428625"/>
                 <wp:effectExtent l="635" t="635" r="0" b="0"/>
                 <wp:wrapSquare wrapText="bothSides"/>
-                <wp:docPr id="15" name="Frame 24"/>
+                <wp:docPr id="17" name="Frame 24"/>
                 <a:graphic xmlns:a="http://schemas.openxmlformats.org/drawingml/2006/main">
                   <a:graphicData uri="http://schemas.microsoft.com/office/word/2010/wordprocessingShape">
                     <wps:wsp>
@@ -1605,17 +1683,7 @@
                                 <w:sz w:val="24"/>
                                 <w:szCs w:val="24"/>
                               </w:rPr>
-                              <w:t xml:space="preserve">{examination}, </w:t>
-                            </w:r>
-                            <w:r>
-                              <w:rPr>
-                                <w:b/>
-                                <w:bCs/>
-                                <w:color w:val="000000"/>
-                                <w:sz w:val="24"/>
-                                <w:szCs w:val="24"/>
-                              </w:rPr>
-                              <w:t>{leftdate}</w:t>
+                              <w:t>{examination}, {leftdate}</w:t>
                             </w:r>
                           </w:p>
                         </w:txbxContent>
@@ -1653,17 +1721,7 @@
                           <w:sz w:val="24"/>
                           <w:szCs w:val="24"/>
                         </w:rPr>
-                        <w:t xml:space="preserve">{examination}, </w:t>
-                      </w:r>
-                      <w:r>
-                        <w:rPr>
-                          <w:b/>
-                          <w:bCs/>
-                          <w:color w:val="000000"/>
-                          <w:sz w:val="24"/>
-                          <w:szCs w:val="24"/>
-                        </w:rPr>
-                        <w:t>{leftdate}</w:t>
+                        <w:t>{examination}, {leftdate}</w:t>
                       </w:r>
                     </w:p>
                   </w:txbxContent>
@@ -1676,7 +1734,7 @@
         <mc:AlternateContent>
           <mc:Choice Requires="wps">
             <w:drawing>
-              <wp:anchor behindDoc="0" distT="0" distB="0" distL="0" distR="0" simplePos="0" locked="0" layoutInCell="0" allowOverlap="1" relativeHeight="31">
+              <wp:anchor behindDoc="0" distT="0" distB="0" distL="0" distR="0" simplePos="0" locked="0" layoutInCell="0" allowOverlap="1" relativeHeight="32">
                 <wp:simplePos x="0" y="0"/>
                 <wp:positionH relativeFrom="column">
                   <wp:posOffset>5414010</wp:posOffset>
@@ -1687,7 +1745,7 @@
                 <wp:extent cx="3023235" cy="210820"/>
                 <wp:effectExtent l="635" t="0" r="0" b="0"/>
                 <wp:wrapSquare wrapText="bothSides"/>
-                <wp:docPr id="16" name="Frame 26"/>
+                <wp:docPr id="18" name="Frame 26"/>
                 <a:graphic xmlns:a="http://schemas.openxmlformats.org/drawingml/2006/main">
                   <a:graphicData uri="http://schemas.microsoft.com/office/word/2010/wordprocessingShape">
                     <wps:wsp>
@@ -1783,7 +1841,7 @@
         <mc:AlternateContent>
           <mc:Choice Requires="wps">
             <w:drawing>
-              <wp:anchor behindDoc="0" distT="0" distB="0" distL="0" distR="0" simplePos="0" locked="0" layoutInCell="0" allowOverlap="1" relativeHeight="33">
+              <wp:anchor behindDoc="0" distT="0" distB="0" distL="0" distR="0" simplePos="0" locked="0" layoutInCell="0" allowOverlap="1" relativeHeight="34">
                 <wp:simplePos x="0" y="0"/>
                 <wp:positionH relativeFrom="column">
                   <wp:posOffset>4882515</wp:posOffset>
@@ -1794,7 +1852,7 @@
                 <wp:extent cx="2799080" cy="214630"/>
                 <wp:effectExtent l="0" t="0" r="0" b="0"/>
                 <wp:wrapSquare wrapText="bothSides"/>
-                <wp:docPr id="17" name="Frame 27"/>
+                <wp:docPr id="19" name="Frame 27"/>
                 <a:graphic xmlns:a="http://schemas.openxmlformats.org/drawingml/2006/main">
                   <a:graphicData uri="http://schemas.microsoft.com/office/word/2010/wordprocessingShape">
                     <wps:wsp>
@@ -1890,7 +1948,7 @@
         <mc:AlternateContent>
           <mc:Choice Requires="wps">
             <w:drawing>
-              <wp:anchor behindDoc="0" distT="0" distB="0" distL="0" distR="0" simplePos="0" locked="0" layoutInCell="0" allowOverlap="1" relativeHeight="35">
+              <wp:anchor behindDoc="0" distT="0" distB="0" distL="0" distR="0" simplePos="0" locked="0" layoutInCell="0" allowOverlap="1" relativeHeight="36">
                 <wp:simplePos x="0" y="0"/>
                 <wp:positionH relativeFrom="column">
                   <wp:posOffset>5364480</wp:posOffset>
@@ -1901,7 +1959,7 @@
                 <wp:extent cx="1405890" cy="204470"/>
                 <wp:effectExtent l="0" t="0" r="0" b="0"/>
                 <wp:wrapSquare wrapText="bothSides"/>
-                <wp:docPr id="18" name="Frame 28"/>
+                <wp:docPr id="20" name="Frame 28"/>
                 <a:graphic xmlns:a="http://schemas.openxmlformats.org/drawingml/2006/main">
                   <a:graphicData uri="http://schemas.microsoft.com/office/word/2010/wordprocessingShape">
                     <wps:wsp>
@@ -1997,7 +2055,7 @@
         <mc:AlternateContent>
           <mc:Choice Requires="wps">
             <w:drawing>
-              <wp:anchor behindDoc="0" distT="0" distB="0" distL="0" distR="0" simplePos="0" locked="0" layoutInCell="0" allowOverlap="1" relativeHeight="37">
+              <wp:anchor behindDoc="0" distT="635" distB="0" distL="0" distR="0" simplePos="0" locked="0" layoutInCell="0" allowOverlap="1" relativeHeight="38">
                 <wp:simplePos x="0" y="0"/>
                 <wp:positionH relativeFrom="column">
                   <wp:posOffset>5210810</wp:posOffset>
@@ -2008,7 +2066,7 @@
                 <wp:extent cx="1410970" cy="219075"/>
                 <wp:effectExtent l="0" t="635" r="0" b="0"/>
                 <wp:wrapSquare wrapText="bothSides"/>
-                <wp:docPr id="19" name="Frame 29"/>
+                <wp:docPr id="21" name="Frame 29"/>
                 <a:graphic xmlns:a="http://schemas.openxmlformats.org/drawingml/2006/main">
                   <a:graphicData uri="http://schemas.microsoft.com/office/word/2010/wordprocessingShape">
                     <wps:wsp>
@@ -2104,18 +2162,18 @@
         <mc:AlternateContent>
           <mc:Choice Requires="wps">
             <w:drawing>
-              <wp:anchor behindDoc="0" distT="0" distB="0" distL="0" distR="0" simplePos="0" locked="0" layoutInCell="0" allowOverlap="1" relativeHeight="39">
+              <wp:anchor behindDoc="0" distT="0" distB="0" distL="635" distR="0" simplePos="0" locked="0" layoutInCell="0" allowOverlap="1" relativeHeight="40">
                 <wp:simplePos x="0" y="0"/>
                 <wp:positionH relativeFrom="column">
-                  <wp:posOffset>6146800</wp:posOffset>
+                  <wp:posOffset>6139180</wp:posOffset>
                 </wp:positionH>
                 <wp:positionV relativeFrom="paragraph">
-                  <wp:posOffset>6328410</wp:posOffset>
+                  <wp:posOffset>6336030</wp:posOffset>
                 </wp:positionV>
                 <wp:extent cx="1943735" cy="206375"/>
                 <wp:effectExtent l="635" t="635" r="0" b="0"/>
                 <wp:wrapSquare wrapText="bothSides"/>
-                <wp:docPr id="20" name="Frame 30"/>
+                <wp:docPr id="22" name="Frame 30"/>
                 <a:graphic xmlns:a="http://schemas.openxmlformats.org/drawingml/2006/main">
                   <a:graphicData uri="http://schemas.microsoft.com/office/word/2010/wordprocessingShape">
                     <wps:wsp>
@@ -2176,7 +2234,7 @@
           </mc:Choice>
           <mc:Fallback>
             <w:pict>
-              <v:rect id="shape_0" ID="Frame 30" path="m0,0l-2147483645,0l-2147483645,-2147483646l0,-2147483646xe" fillcolor="white" stroked="f" o:allowincell="f" style="position:absolute;margin-left:484pt;margin-top:498.3pt;width:153pt;height:16.2pt;mso-wrap-style:square;v-text-anchor:top">
+              <v:rect id="shape_0" ID="Frame 30" path="m0,0l-2147483645,0l-2147483645,-2147483646l0,-2147483646xe" fillcolor="white" stroked="f" o:allowincell="f" style="position:absolute;margin-left:483.4pt;margin-top:498.9pt;width:153pt;height:16.2pt;mso-wrap-style:square;v-text-anchor:top">
                 <v:fill o:detectmouseclick="t" type="solid" color2="black"/>
                 <v:stroke color="#3465a4" joinstyle="round" endcap="flat"/>
                 <v:textbox>
@@ -2211,7 +2269,7 @@
         <mc:AlternateContent>
           <mc:Choice Requires="wps">
             <w:drawing>
-              <wp:anchor behindDoc="0" distT="0" distB="0" distL="0" distR="0" simplePos="0" locked="0" layoutInCell="0" allowOverlap="1" relativeHeight="41">
+              <wp:anchor behindDoc="0" distT="635" distB="0" distL="0" distR="0" simplePos="0" locked="0" layoutInCell="0" allowOverlap="1" relativeHeight="42">
                 <wp:simplePos x="0" y="0"/>
                 <wp:positionH relativeFrom="column">
                   <wp:posOffset>5314950</wp:posOffset>
@@ -2222,7 +2280,7 @@
                 <wp:extent cx="4022090" cy="230505"/>
                 <wp:effectExtent l="0" t="635" r="0" b="0"/>
                 <wp:wrapSquare wrapText="bothSides"/>
-                <wp:docPr id="21" name="Frame 16"/>
+                <wp:docPr id="23" name="Frame 16"/>
                 <a:graphic xmlns:a="http://schemas.openxmlformats.org/drawingml/2006/main">
                   <a:graphicData uri="http://schemas.microsoft.com/office/word/2010/wordprocessingShape">
                     <wps:wsp>
@@ -2318,7 +2376,7 @@
         <mc:AlternateContent>
           <mc:Choice Requires="wps">
             <w:drawing>
-              <wp:anchor behindDoc="0" distT="0" distB="0" distL="0" distR="0" simplePos="0" locked="0" layoutInCell="0" allowOverlap="1" relativeHeight="43">
+              <wp:anchor behindDoc="0" distT="0" distB="0" distL="0" distR="0" simplePos="0" locked="0" layoutInCell="0" allowOverlap="1" relativeHeight="44">
                 <wp:simplePos x="0" y="0"/>
                 <wp:positionH relativeFrom="column">
                   <wp:posOffset>5015865</wp:posOffset>
@@ -2329,7 +2387,7 @@
                 <wp:extent cx="2379345" cy="297180"/>
                 <wp:effectExtent l="635" t="0" r="0" b="0"/>
                 <wp:wrapSquare wrapText="bothSides"/>
-                <wp:docPr id="22" name="Frame 17"/>
+                <wp:docPr id="24" name="Frame 17"/>
                 <a:graphic xmlns:a="http://schemas.openxmlformats.org/drawingml/2006/main">
                   <a:graphicData uri="http://schemas.microsoft.com/office/word/2010/wordprocessingShape">
                     <wps:wsp>
@@ -2360,7 +2418,7 @@
                           <w:p>
                             <w:pPr>
                               <w:pStyle w:val="FrameContents"/>
-                              <w:overflowPunct w:val="true"/>
+                              <w:overflowPunct w:val="false"/>
                               <w:jc w:val="left"/>
                               <w:rPr>
                                 <w:b/>
@@ -2399,7 +2457,7 @@
                     <w:p>
                       <w:pPr>
                         <w:pStyle w:val="FrameContents"/>
-                        <w:overflowPunct w:val="true"/>
+                        <w:overflowPunct w:val="false"/>
                         <w:jc w:val="left"/>
                         <w:rPr>
                           <w:b/>
@@ -2427,7 +2485,7 @@
         <mc:AlternateContent>
           <mc:Choice Requires="wps">
             <w:drawing>
-              <wp:anchor behindDoc="0" distT="0" distB="0" distL="0" distR="0" simplePos="0" locked="0" layoutInCell="0" allowOverlap="1" relativeHeight="45">
+              <wp:anchor behindDoc="0" distT="0" distB="0" distL="0" distR="0" simplePos="0" locked="0" layoutInCell="0" allowOverlap="1" relativeHeight="46">
                 <wp:simplePos x="0" y="0"/>
                 <wp:positionH relativeFrom="column">
                   <wp:posOffset>4462780</wp:posOffset>
@@ -2438,7 +2496,7 @@
                 <wp:extent cx="4605655" cy="295910"/>
                 <wp:effectExtent l="635" t="0" r="0" b="0"/>
                 <wp:wrapSquare wrapText="bothSides"/>
-                <wp:docPr id="23" name="Frame 18"/>
+                <wp:docPr id="25" name="Frame 18"/>
                 <a:graphic xmlns:a="http://schemas.openxmlformats.org/drawingml/2006/main">
                   <a:graphicData uri="http://schemas.microsoft.com/office/word/2010/wordprocessingShape">
                     <wps:wsp>
@@ -2534,7 +2592,7 @@
         <mc:AlternateContent>
           <mc:Choice Requires="wps">
             <w:drawing>
-              <wp:anchor behindDoc="0" distT="0" distB="0" distL="0" distR="0" simplePos="0" locked="0" layoutInCell="0" allowOverlap="1" relativeHeight="47">
+              <wp:anchor behindDoc="0" distT="635" distB="0" distL="0" distR="0" simplePos="0" locked="0" layoutInCell="0" allowOverlap="1" relativeHeight="48">
                 <wp:simplePos x="0" y="0"/>
                 <wp:positionH relativeFrom="column">
                   <wp:posOffset>8501380</wp:posOffset>
@@ -2545,7 +2603,7 @@
                 <wp:extent cx="851535" cy="203835"/>
                 <wp:effectExtent l="635" t="635" r="0" b="0"/>
                 <wp:wrapSquare wrapText="bothSides"/>
-                <wp:docPr id="24" name="Frame 19"/>
+                <wp:docPr id="26" name="Frame 19"/>
                 <a:graphic xmlns:a="http://schemas.openxmlformats.org/drawingml/2006/main">
                   <a:graphicData uri="http://schemas.microsoft.com/office/word/2010/wordprocessingShape">
                     <wps:wsp>
@@ -2641,7 +2699,7 @@
         <mc:AlternateContent>
           <mc:Choice Requires="wps">
             <w:drawing>
-              <wp:anchor behindDoc="0" distT="0" distB="0" distL="0" distR="0" simplePos="0" locked="0" layoutInCell="0" allowOverlap="1" relativeHeight="49">
+              <wp:anchor behindDoc="0" distT="0" distB="0" distL="0" distR="0" simplePos="0" locked="0" layoutInCell="0" allowOverlap="1" relativeHeight="50">
                 <wp:simplePos x="0" y="0"/>
                 <wp:positionH relativeFrom="column">
                   <wp:posOffset>5076825</wp:posOffset>
@@ -2652,7 +2710,7 @@
                 <wp:extent cx="1502410" cy="198120"/>
                 <wp:effectExtent l="0" t="0" r="0" b="0"/>
                 <wp:wrapSquare wrapText="bothSides"/>
-                <wp:docPr id="25" name="Frame 20"/>
+                <wp:docPr id="27" name="Frame 20"/>
                 <a:graphic xmlns:a="http://schemas.openxmlformats.org/drawingml/2006/main">
                   <a:graphicData uri="http://schemas.microsoft.com/office/word/2010/wordprocessingShape">
                     <wps:wsp>
@@ -2748,7 +2806,7 @@
         <mc:AlternateContent>
           <mc:Choice Requires="wps">
             <w:drawing>
-              <wp:anchor behindDoc="0" distT="0" distB="0" distL="0" distR="0" simplePos="0" locked="0" layoutInCell="0" allowOverlap="1" relativeHeight="51">
+              <wp:anchor behindDoc="0" distT="0" distB="0" distL="0" distR="0" simplePos="0" locked="0" layoutInCell="0" allowOverlap="1" relativeHeight="52">
                 <wp:simplePos x="0" y="0"/>
                 <wp:positionH relativeFrom="column">
                   <wp:posOffset>6376035</wp:posOffset>
@@ -2759,7 +2817,7 @@
                 <wp:extent cx="2967355" cy="212090"/>
                 <wp:effectExtent l="635" t="0" r="0" b="0"/>
                 <wp:wrapSquare wrapText="bothSides"/>
-                <wp:docPr id="26" name="Frame 21"/>
+                <wp:docPr id="28" name="Frame 21"/>
                 <a:graphic xmlns:a="http://schemas.openxmlformats.org/drawingml/2006/main">
                   <a:graphicData uri="http://schemas.microsoft.com/office/word/2010/wordprocessingShape">
                     <wps:wsp>
@@ -2855,7 +2913,7 @@
         <mc:AlternateContent>
           <mc:Choice Requires="wps">
             <w:drawing>
-              <wp:anchor behindDoc="0" distT="0" distB="0" distL="0" distR="0" simplePos="0" locked="0" layoutInCell="0" allowOverlap="1" relativeHeight="53">
+              <wp:anchor behindDoc="0" distT="0" distB="0" distL="0" distR="0" simplePos="0" locked="0" layoutInCell="0" allowOverlap="1" relativeHeight="54">
                 <wp:simplePos x="0" y="0"/>
                 <wp:positionH relativeFrom="column">
                   <wp:posOffset>6236335</wp:posOffset>
@@ -2866,7 +2924,7 @@
                 <wp:extent cx="1561465" cy="213995"/>
                 <wp:effectExtent l="635" t="635" r="0" b="0"/>
                 <wp:wrapSquare wrapText="bothSides"/>
-                <wp:docPr id="27" name="Frame 22"/>
+                <wp:docPr id="29" name="Frame 22"/>
                 <a:graphic xmlns:a="http://schemas.openxmlformats.org/drawingml/2006/main">
                   <a:graphicData uri="http://schemas.microsoft.com/office/word/2010/wordprocessingShape">
                     <wps:wsp>
@@ -2962,7 +3020,7 @@
         <mc:AlternateContent>
           <mc:Choice Requires="wps">
             <w:drawing>
-              <wp:anchor behindDoc="0" distT="0" distB="0" distL="0" distR="0" simplePos="0" locked="0" layoutInCell="0" allowOverlap="1" relativeHeight="55">
+              <wp:anchor behindDoc="0" distT="0" distB="0" distL="0" distR="0" simplePos="0" locked="0" layoutInCell="0" allowOverlap="1" relativeHeight="56">
                 <wp:simplePos x="0" y="0"/>
                 <wp:positionH relativeFrom="column">
                   <wp:posOffset>5357495</wp:posOffset>
@@ -2973,7 +3031,7 @@
                 <wp:extent cx="2118360" cy="208280"/>
                 <wp:effectExtent l="0" t="0" r="0" b="0"/>
                 <wp:wrapSquare wrapText="bothSides"/>
-                <wp:docPr id="28" name="Frame 23"/>
+                <wp:docPr id="30" name="Frame 23"/>
                 <a:graphic xmlns:a="http://schemas.openxmlformats.org/drawingml/2006/main">
                   <a:graphicData uri="http://schemas.microsoft.com/office/word/2010/wordprocessingShape">
                     <wps:wsp>
@@ -3069,7 +3127,7 @@
         <mc:AlternateContent>
           <mc:Choice Requires="wps">
             <w:drawing>
-              <wp:anchor behindDoc="0" distT="0" distB="0" distL="0" distR="0" simplePos="0" locked="0" layoutInCell="0" allowOverlap="1" relativeHeight="57">
+              <wp:anchor behindDoc="0" distT="635" distB="0" distL="0" distR="0" simplePos="0" locked="0" layoutInCell="0" allowOverlap="1" relativeHeight="58">
                 <wp:simplePos x="0" y="0"/>
                 <wp:positionH relativeFrom="column">
                   <wp:posOffset>11638280</wp:posOffset>
@@ -3080,7 +3138,7 @@
                 <wp:extent cx="3222625" cy="428625"/>
                 <wp:effectExtent l="635" t="635" r="0" b="0"/>
                 <wp:wrapSquare wrapText="bothSides"/>
-                <wp:docPr id="29" name="Frame 15"/>
+                <wp:docPr id="31" name="Frame 15"/>
                 <a:graphic xmlns:a="http://schemas.openxmlformats.org/drawingml/2006/main">
                   <a:graphicData uri="http://schemas.microsoft.com/office/word/2010/wordprocessingShape">
                     <wps:wsp>
@@ -3125,17 +3183,7 @@
                                 <w:sz w:val="24"/>
                                 <w:szCs w:val="24"/>
                               </w:rPr>
-                              <w:t xml:space="preserve">{examination}, </w:t>
-                            </w:r>
-                            <w:r>
-                              <w:rPr>
-                                <w:b/>
-                                <w:bCs/>
-                                <w:color w:val="000000"/>
-                                <w:sz w:val="24"/>
-                                <w:szCs w:val="24"/>
-                              </w:rPr>
-                              <w:t>{leftdate}</w:t>
+                              <w:t>{examination}, {leftdate}</w:t>
                             </w:r>
                           </w:p>
                         </w:txbxContent>
@@ -3173,17 +3221,7 @@
                           <w:sz w:val="24"/>
                           <w:szCs w:val="24"/>
                         </w:rPr>
-                        <w:t xml:space="preserve">{examination}, </w:t>
-                      </w:r>
-                      <w:r>
-                        <w:rPr>
-                          <w:b/>
-                          <w:bCs/>
-                          <w:color w:val="000000"/>
-                          <w:sz w:val="24"/>
-                          <w:szCs w:val="24"/>
-                        </w:rPr>
-                        <w:t>{leftdate}</w:t>
+                        <w:t>{examination}, {leftdate}</w:t>
                       </w:r>
                     </w:p>
                   </w:txbxContent>
@@ -3196,7 +3234,7 @@
         <mc:AlternateContent>
           <mc:Choice Requires="wps">
             <w:drawing>
-              <wp:anchor behindDoc="0" distT="0" distB="0" distL="0" distR="0" simplePos="0" locked="0" layoutInCell="0" allowOverlap="1" relativeHeight="59">
+              <wp:anchor behindDoc="0" distT="0" distB="0" distL="0" distR="0" simplePos="0" locked="0" layoutInCell="0" allowOverlap="1" relativeHeight="60">
                 <wp:simplePos x="0" y="0"/>
                 <wp:positionH relativeFrom="column">
                   <wp:posOffset>10916920</wp:posOffset>
@@ -3207,7 +3245,7 @@
                 <wp:extent cx="3023235" cy="210820"/>
                 <wp:effectExtent l="635" t="0" r="0" b="0"/>
                 <wp:wrapSquare wrapText="bothSides"/>
-                <wp:docPr id="30" name="Frame 25"/>
+                <wp:docPr id="32" name="Frame 25"/>
                 <a:graphic xmlns:a="http://schemas.openxmlformats.org/drawingml/2006/main">
                   <a:graphicData uri="http://schemas.microsoft.com/office/word/2010/wordprocessingShape">
                     <wps:wsp>
@@ -3303,7 +3341,7 @@
         <mc:AlternateContent>
           <mc:Choice Requires="wps">
             <w:drawing>
-              <wp:anchor behindDoc="0" distT="0" distB="0" distL="0" distR="0" simplePos="0" locked="0" layoutInCell="0" allowOverlap="1" relativeHeight="61">
+              <wp:anchor behindDoc="0" distT="0" distB="0" distL="0" distR="0" simplePos="0" locked="0" layoutInCell="0" allowOverlap="1" relativeHeight="62">
                 <wp:simplePos x="0" y="0"/>
                 <wp:positionH relativeFrom="column">
                   <wp:posOffset>10385425</wp:posOffset>
@@ -3314,7 +3352,7 @@
                 <wp:extent cx="2799080" cy="214630"/>
                 <wp:effectExtent l="0" t="0" r="0" b="0"/>
                 <wp:wrapSquare wrapText="bothSides"/>
-                <wp:docPr id="31" name="Frame 39"/>
+                <wp:docPr id="33" name="Frame 39"/>
                 <a:graphic xmlns:a="http://schemas.openxmlformats.org/drawingml/2006/main">
                   <a:graphicData uri="http://schemas.microsoft.com/office/word/2010/wordprocessingShape">
                     <wps:wsp>
@@ -3410,7 +3448,7 @@
         <mc:AlternateContent>
           <mc:Choice Requires="wps">
             <w:drawing>
-              <wp:anchor behindDoc="0" distT="0" distB="0" distL="0" distR="0" simplePos="0" locked="0" layoutInCell="0" allowOverlap="1" relativeHeight="63">
+              <wp:anchor behindDoc="0" distT="0" distB="0" distL="0" distR="0" simplePos="0" locked="0" layoutInCell="0" allowOverlap="1" relativeHeight="64">
                 <wp:simplePos x="0" y="0"/>
                 <wp:positionH relativeFrom="column">
                   <wp:posOffset>10867390</wp:posOffset>
@@ -3421,7 +3459,7 @@
                 <wp:extent cx="1405890" cy="204470"/>
                 <wp:effectExtent l="0" t="0" r="0" b="0"/>
                 <wp:wrapSquare wrapText="bothSides"/>
-                <wp:docPr id="32" name="Frame 41"/>
+                <wp:docPr id="34" name="Frame 41"/>
                 <a:graphic xmlns:a="http://schemas.openxmlformats.org/drawingml/2006/main">
                   <a:graphicData uri="http://schemas.microsoft.com/office/word/2010/wordprocessingShape">
                     <wps:wsp>
@@ -3517,7 +3555,7 @@
         <mc:AlternateContent>
           <mc:Choice Requires="wps">
             <w:drawing>
-              <wp:anchor behindDoc="0" distT="0" distB="0" distL="0" distR="0" simplePos="0" locked="0" layoutInCell="0" allowOverlap="1" relativeHeight="65">
+              <wp:anchor behindDoc="0" distT="0" distB="0" distL="0" distR="0" simplePos="0" locked="0" layoutInCell="0" allowOverlap="1" relativeHeight="66">
                 <wp:simplePos x="0" y="0"/>
                 <wp:positionH relativeFrom="column">
                   <wp:posOffset>10713720</wp:posOffset>
@@ -3528,7 +3566,7 @@
                 <wp:extent cx="1410970" cy="219075"/>
                 <wp:effectExtent l="0" t="635" r="0" b="0"/>
                 <wp:wrapSquare wrapText="bothSides"/>
-                <wp:docPr id="33" name="Frame 47"/>
+                <wp:docPr id="35" name="Frame 47"/>
                 <a:graphic xmlns:a="http://schemas.openxmlformats.org/drawingml/2006/main">
                   <a:graphicData uri="http://schemas.microsoft.com/office/word/2010/wordprocessingShape">
                     <wps:wsp>
@@ -3624,7 +3662,7 @@
         <mc:AlternateContent>
           <mc:Choice Requires="wps">
             <w:drawing>
-              <wp:anchor behindDoc="0" distT="0" distB="0" distL="0" distR="0" simplePos="0" locked="0" layoutInCell="0" allowOverlap="1" relativeHeight="67">
+              <wp:anchor behindDoc="0" distT="635" distB="0" distL="635" distR="0" simplePos="0" locked="0" layoutInCell="0" allowOverlap="1" relativeHeight="68">
                 <wp:simplePos x="0" y="0"/>
                 <wp:positionH relativeFrom="column">
                   <wp:posOffset>11649710</wp:posOffset>
@@ -3635,7 +3673,7 @@
                 <wp:extent cx="1943735" cy="206375"/>
                 <wp:effectExtent l="635" t="635" r="0" b="0"/>
                 <wp:wrapSquare wrapText="bothSides"/>
-                <wp:docPr id="34" name="Frame 48"/>
+                <wp:docPr id="36" name="Frame 48"/>
                 <a:graphic xmlns:a="http://schemas.openxmlformats.org/drawingml/2006/main">
                   <a:graphicData uri="http://schemas.microsoft.com/office/word/2010/wordprocessingShape">
                     <wps:wsp>
@@ -3731,7 +3769,7 @@
         <mc:AlternateContent>
           <mc:Choice Requires="wps">
             <w:drawing>
-              <wp:anchor behindDoc="0" distT="0" distB="0" distL="0" distR="0" simplePos="0" locked="0" layoutInCell="0" allowOverlap="1" relativeHeight="69">
+              <wp:anchor behindDoc="0" distT="0" distB="0" distL="0" distR="0" simplePos="0" locked="0" layoutInCell="0" allowOverlap="1" relativeHeight="70">
                 <wp:simplePos x="0" y="0"/>
                 <wp:positionH relativeFrom="column">
                   <wp:posOffset>10817860</wp:posOffset>
@@ -3742,7 +3780,7 @@
                 <wp:extent cx="4022090" cy="230505"/>
                 <wp:effectExtent l="0" t="635" r="0" b="0"/>
                 <wp:wrapSquare wrapText="bothSides"/>
-                <wp:docPr id="35" name="Frame 49"/>
+                <wp:docPr id="37" name="Frame 49"/>
                 <a:graphic xmlns:a="http://schemas.openxmlformats.org/drawingml/2006/main">
                   <a:graphicData uri="http://schemas.microsoft.com/office/word/2010/wordprocessingShape">
                     <wps:wsp>
@@ -3838,7 +3876,7 @@
         <mc:AlternateContent>
           <mc:Choice Requires="wps">
             <w:drawing>
-              <wp:anchor behindDoc="0" distT="0" distB="0" distL="0" distR="0" simplePos="0" locked="0" layoutInCell="0" allowOverlap="1" relativeHeight="71">
+              <wp:anchor behindDoc="0" distT="0" distB="0" distL="0" distR="0" simplePos="0" locked="0" layoutInCell="0" allowOverlap="1" relativeHeight="72">
                 <wp:simplePos x="0" y="0"/>
                 <wp:positionH relativeFrom="column">
                   <wp:posOffset>10518775</wp:posOffset>
@@ -3849,7 +3887,7 @@
                 <wp:extent cx="2379345" cy="297180"/>
                 <wp:effectExtent l="635" t="0" r="0" b="0"/>
                 <wp:wrapSquare wrapText="bothSides"/>
-                <wp:docPr id="36" name="Frame 50"/>
+                <wp:docPr id="38" name="Frame 50"/>
                 <a:graphic xmlns:a="http://schemas.openxmlformats.org/drawingml/2006/main">
                   <a:graphicData uri="http://schemas.microsoft.com/office/word/2010/wordprocessingShape">
                     <wps:wsp>
@@ -3880,7 +3918,7 @@
                           <w:p>
                             <w:pPr>
                               <w:pStyle w:val="FrameContents"/>
-                              <w:overflowPunct w:val="true"/>
+                              <w:overflowPunct w:val="false"/>
                               <w:jc w:val="left"/>
                               <w:rPr>
                                 <w:b/>
@@ -3919,7 +3957,7 @@
                     <w:p>
                       <w:pPr>
                         <w:pStyle w:val="FrameContents"/>
-                        <w:overflowPunct w:val="true"/>
+                        <w:overflowPunct w:val="false"/>
                         <w:jc w:val="left"/>
                         <w:rPr>
                           <w:b/>
@@ -3947,7 +3985,7 @@
         <mc:AlternateContent>
           <mc:Choice Requires="wps">
             <w:drawing>
-              <wp:anchor behindDoc="0" distT="0" distB="0" distL="0" distR="0" simplePos="0" locked="0" layoutInCell="0" allowOverlap="1" relativeHeight="73">
+              <wp:anchor behindDoc="0" distT="0" distB="0" distL="635" distR="0" simplePos="0" locked="0" layoutInCell="0" allowOverlap="1" relativeHeight="74">
                 <wp:simplePos x="0" y="0"/>
                 <wp:positionH relativeFrom="column">
                   <wp:posOffset>9965690</wp:posOffset>
@@ -3958,7 +3996,7 @@
                 <wp:extent cx="4605655" cy="295910"/>
                 <wp:effectExtent l="635" t="0" r="0" b="0"/>
                 <wp:wrapSquare wrapText="bothSides"/>
-                <wp:docPr id="37" name="Frame 51"/>
+                <wp:docPr id="39" name="Frame 51"/>
                 <a:graphic xmlns:a="http://schemas.openxmlformats.org/drawingml/2006/main">
                   <a:graphicData uri="http://schemas.microsoft.com/office/word/2010/wordprocessingShape">
                     <wps:wsp>
@@ -4054,7 +4092,7 @@
         <mc:AlternateContent>
           <mc:Choice Requires="wps">
             <w:drawing>
-              <wp:anchor behindDoc="0" distT="0" distB="0" distL="0" distR="0" simplePos="0" locked="0" layoutInCell="0" allowOverlap="1" relativeHeight="75">
+              <wp:anchor behindDoc="0" distT="0" distB="0" distL="0" distR="0" simplePos="0" locked="0" layoutInCell="0" allowOverlap="1" relativeHeight="76">
                 <wp:simplePos x="0" y="0"/>
                 <wp:positionH relativeFrom="column">
                   <wp:posOffset>14004290</wp:posOffset>
@@ -4065,7 +4103,7 @@
                 <wp:extent cx="851535" cy="203835"/>
                 <wp:effectExtent l="635" t="635" r="0" b="0"/>
                 <wp:wrapSquare wrapText="bothSides"/>
-                <wp:docPr id="38" name="Frame 52"/>
+                <wp:docPr id="40" name="Frame 52"/>
                 <a:graphic xmlns:a="http://schemas.openxmlformats.org/drawingml/2006/main">
                   <a:graphicData uri="http://schemas.microsoft.com/office/word/2010/wordprocessingShape">
                     <wps:wsp>
@@ -4161,7 +4199,7 @@
         <mc:AlternateContent>
           <mc:Choice Requires="wps">
             <w:drawing>
-              <wp:anchor behindDoc="0" distT="0" distB="0" distL="0" distR="0" simplePos="0" locked="0" layoutInCell="0" allowOverlap="1" relativeHeight="77">
+              <wp:anchor behindDoc="0" distT="0" distB="0" distL="0" distR="0" simplePos="0" locked="0" layoutInCell="0" allowOverlap="1" relativeHeight="78">
                 <wp:simplePos x="0" y="0"/>
                 <wp:positionH relativeFrom="column">
                   <wp:posOffset>10579735</wp:posOffset>
@@ -4172,7 +4210,7 @@
                 <wp:extent cx="1502410" cy="198120"/>
                 <wp:effectExtent l="0" t="0" r="0" b="0"/>
                 <wp:wrapSquare wrapText="bothSides"/>
-                <wp:docPr id="39" name="Frame 53"/>
+                <wp:docPr id="41" name="Frame 53"/>
                 <a:graphic xmlns:a="http://schemas.openxmlformats.org/drawingml/2006/main">
                   <a:graphicData uri="http://schemas.microsoft.com/office/word/2010/wordprocessingShape">
                     <wps:wsp>
@@ -4268,7 +4306,7 @@
         <mc:AlternateContent>
           <mc:Choice Requires="wps">
             <w:drawing>
-              <wp:anchor behindDoc="0" distT="0" distB="0" distL="0" distR="0" simplePos="0" locked="0" layoutInCell="0" allowOverlap="1" relativeHeight="79">
+              <wp:anchor behindDoc="0" distT="0" distB="0" distL="0" distR="0" simplePos="0" locked="0" layoutInCell="0" allowOverlap="1" relativeHeight="80">
                 <wp:simplePos x="0" y="0"/>
                 <wp:positionH relativeFrom="column">
                   <wp:posOffset>11878945</wp:posOffset>
@@ -4279,7 +4317,7 @@
                 <wp:extent cx="2967355" cy="212090"/>
                 <wp:effectExtent l="635" t="0" r="0" b="0"/>
                 <wp:wrapSquare wrapText="bothSides"/>
-                <wp:docPr id="40" name="Frame 54"/>
+                <wp:docPr id="42" name="Frame 54"/>
                 <a:graphic xmlns:a="http://schemas.openxmlformats.org/drawingml/2006/main">
                   <a:graphicData uri="http://schemas.microsoft.com/office/word/2010/wordprocessingShape">
                     <wps:wsp>
@@ -4375,7 +4413,7 @@
         <mc:AlternateContent>
           <mc:Choice Requires="wps">
             <w:drawing>
-              <wp:anchor behindDoc="0" distT="0" distB="0" distL="0" distR="0" simplePos="0" locked="0" layoutInCell="0" allowOverlap="1" relativeHeight="81">
+              <wp:anchor behindDoc="0" distT="0" distB="0" distL="0" distR="0" simplePos="0" locked="0" layoutInCell="0" allowOverlap="1" relativeHeight="82">
                 <wp:simplePos x="0" y="0"/>
                 <wp:positionH relativeFrom="column">
                   <wp:posOffset>11739245</wp:posOffset>
@@ -4386,7 +4424,7 @@
                 <wp:extent cx="1561465" cy="213995"/>
                 <wp:effectExtent l="635" t="635" r="0" b="0"/>
                 <wp:wrapSquare wrapText="bothSides"/>
-                <wp:docPr id="41" name="Frame 55"/>
+                <wp:docPr id="43" name="Frame 55"/>
                 <a:graphic xmlns:a="http://schemas.openxmlformats.org/drawingml/2006/main">
                   <a:graphicData uri="http://schemas.microsoft.com/office/word/2010/wordprocessingShape">
                     <wps:wsp>
@@ -4482,7 +4520,7 @@
         <mc:AlternateContent>
           <mc:Choice Requires="wps">
             <w:drawing>
-              <wp:anchor behindDoc="0" distT="0" distB="0" distL="0" distR="0" simplePos="0" locked="0" layoutInCell="0" allowOverlap="1" relativeHeight="83">
+              <wp:anchor behindDoc="0" distT="0" distB="0" distL="0" distR="0" simplePos="0" locked="0" layoutInCell="0" allowOverlap="1" relativeHeight="84">
                 <wp:simplePos x="0" y="0"/>
                 <wp:positionH relativeFrom="column">
                   <wp:posOffset>10848975</wp:posOffset>
@@ -4493,7 +4531,7 @@
                 <wp:extent cx="2118360" cy="208280"/>
                 <wp:effectExtent l="0" t="0" r="0" b="0"/>
                 <wp:wrapSquare wrapText="bothSides"/>
-                <wp:docPr id="42" name="Frame 56"/>
+                <wp:docPr id="44" name="Frame 56"/>
                 <a:graphic xmlns:a="http://schemas.openxmlformats.org/drawingml/2006/main">
                   <a:graphicData uri="http://schemas.microsoft.com/office/word/2010/wordprocessingShape">
                     <wps:wsp>
@@ -4577,6 +4615,327 @@
                           <w:szCs w:val="24"/>
                         </w:rPr>
                         <w:t>{course}</w:t>
+                      </w:r>
+                    </w:p>
+                  </w:txbxContent>
+                </v:textbox>
+                <w10:wrap type="square"/>
+              </v:rect>
+            </w:pict>
+          </mc:Fallback>
+        </mc:AlternateContent>
+        <mc:AlternateContent>
+          <mc:Choice Requires="wps">
+            <w:drawing>
+              <wp:anchor behindDoc="0" distT="635" distB="0" distL="635" distR="0" simplePos="0" locked="0" layoutInCell="0" allowOverlap="1" relativeHeight="86">
+                <wp:simplePos x="0" y="0"/>
+                <wp:positionH relativeFrom="column">
+                  <wp:posOffset>12285980</wp:posOffset>
+                </wp:positionH>
+                <wp:positionV relativeFrom="paragraph">
+                  <wp:posOffset>10677525</wp:posOffset>
+                </wp:positionV>
+                <wp:extent cx="1943735" cy="206375"/>
+                <wp:effectExtent l="635" t="635" r="0" b="0"/>
+                <wp:wrapSquare wrapText="bothSides"/>
+                <wp:docPr id="45" name="Frame 1"/>
+                <a:graphic xmlns:a="http://schemas.openxmlformats.org/drawingml/2006/main">
+                  <a:graphicData uri="http://schemas.microsoft.com/office/word/2010/wordprocessingShape">
+                    <wps:wsp>
+                      <wps:cNvSpPr/>
+                      <wps:spPr>
+                        <a:xfrm>
+                          <a:off x="0" y="0"/>
+                          <a:ext cx="1943640" cy="206280"/>
+                        </a:xfrm>
+                        <a:prstGeom prst="rect">
+                          <a:avLst/>
+                        </a:prstGeom>
+                        <a:solidFill>
+                          <a:srgbClr val="ffffff"/>
+                        </a:solidFill>
+                        <a:ln w="0">
+                          <a:noFill/>
+                        </a:ln>
+                      </wps:spPr>
+                      <wps:style>
+                        <a:lnRef idx="0"/>
+                        <a:fillRef idx="0"/>
+                        <a:effectRef idx="0"/>
+                        <a:fontRef idx="minor"/>
+                      </wps:style>
+                      <wps:txbx>
+                        <w:txbxContent>
+                          <w:p>
+                            <w:pPr>
+                              <w:pStyle w:val="FrameContents"/>
+                              <w:jc w:val="left"/>
+                              <w:rPr>
+                                <w:b/>
+                                <w:bCs/>
+                              </w:rPr>
+                            </w:pPr>
+                            <w:r>
+                              <w:rPr>
+                                <w:b/>
+                                <w:bCs/>
+                                <w:color w:val="000000"/>
+                                <w:sz w:val="24"/>
+                                <w:szCs w:val="24"/>
+                              </w:rPr>
+                              <w:t>{due}</w:t>
+                            </w:r>
+                          </w:p>
+                        </w:txbxContent>
+                      </wps:txbx>
+                      <wps:bodyPr lIns="0" rIns="0" tIns="0" bIns="0" anchor="t">
+                        <a:noAutofit/>
+                      </wps:bodyPr>
+                    </wps:wsp>
+                  </a:graphicData>
+                </a:graphic>
+              </wp:anchor>
+            </w:drawing>
+          </mc:Choice>
+          <mc:Fallback>
+            <w:pict>
+              <v:rect id="shape_0" ID="Frame 1" path="m0,0l-2147483645,0l-2147483645,-2147483646l0,-2147483646xe" fillcolor="white" stroked="f" o:allowincell="f" style="position:absolute;margin-left:967.4pt;margin-top:840.75pt;width:153pt;height:16.2pt;mso-wrap-style:square;v-text-anchor:top">
+                <v:fill o:detectmouseclick="t" type="solid" color2="black"/>
+                <v:stroke color="#3465a4" joinstyle="round" endcap="flat"/>
+                <v:textbox>
+                  <w:txbxContent>
+                    <w:p>
+                      <w:pPr>
+                        <w:pStyle w:val="FrameContents"/>
+                        <w:jc w:val="left"/>
+                        <w:rPr>
+                          <w:b/>
+                          <w:bCs/>
+                        </w:rPr>
+                      </w:pPr>
+                      <w:r>
+                        <w:rPr>
+                          <w:b/>
+                          <w:bCs/>
+                          <w:color w:val="000000"/>
+                          <w:sz w:val="24"/>
+                          <w:szCs w:val="24"/>
+                        </w:rPr>
+                        <w:t>{due}</w:t>
+                      </w:r>
+                    </w:p>
+                  </w:txbxContent>
+                </v:textbox>
+                <w10:wrap type="square"/>
+              </v:rect>
+            </w:pict>
+          </mc:Fallback>
+        </mc:AlternateContent>
+        <mc:AlternateContent>
+          <mc:Choice Requires="wps">
+            <w:drawing>
+              <wp:anchor behindDoc="0" distT="0" distB="0" distL="1270" distR="635" simplePos="0" locked="0" layoutInCell="0" allowOverlap="1" relativeHeight="88">
+                <wp:simplePos x="0" y="0"/>
+                <wp:positionH relativeFrom="column">
+                  <wp:posOffset>2287270</wp:posOffset>
+                </wp:positionH>
+                <wp:positionV relativeFrom="paragraph">
+                  <wp:posOffset>6286500</wp:posOffset>
+                </wp:positionV>
+                <wp:extent cx="1620520" cy="206375"/>
+                <wp:effectExtent l="635" t="635" r="0" b="0"/>
+                <wp:wrapSquare wrapText="bothSides"/>
+                <wp:docPr id="46" name="Frame 2"/>
+                <a:graphic xmlns:a="http://schemas.openxmlformats.org/drawingml/2006/main">
+                  <a:graphicData uri="http://schemas.microsoft.com/office/word/2010/wordprocessingShape">
+                    <wps:wsp>
+                      <wps:cNvSpPr/>
+                      <wps:spPr>
+                        <a:xfrm>
+                          <a:off x="0" y="0"/>
+                          <a:ext cx="1620360" cy="206280"/>
+                        </a:xfrm>
+                        <a:prstGeom prst="rect">
+                          <a:avLst/>
+                        </a:prstGeom>
+                        <a:solidFill>
+                          <a:srgbClr val="ffffff"/>
+                        </a:solidFill>
+                        <a:ln w="0">
+                          <a:noFill/>
+                        </a:ln>
+                      </wps:spPr>
+                      <wps:style>
+                        <a:lnRef idx="0"/>
+                        <a:fillRef idx="0"/>
+                        <a:effectRef idx="0"/>
+                        <a:fontRef idx="minor"/>
+                      </wps:style>
+                      <wps:txbx>
+                        <w:txbxContent>
+                          <w:p>
+                            <w:pPr>
+                              <w:pStyle w:val="FrameContents"/>
+                              <w:jc w:val="left"/>
+                              <w:rPr>
+                                <w:b/>
+                                <w:bCs/>
+                              </w:rPr>
+                            </w:pPr>
+                            <w:r>
+                              <w:rPr>
+                                <w:b/>
+                                <w:bCs/>
+                                <w:color w:val="000000"/>
+                                <w:sz w:val="24"/>
+                                <w:szCs w:val="24"/>
+                              </w:rPr>
+                              <w:t>{due}</w:t>
+                            </w:r>
+                          </w:p>
+                        </w:txbxContent>
+                      </wps:txbx>
+                      <wps:bodyPr lIns="0" rIns="0" tIns="0" bIns="0" anchor="t">
+                        <a:noAutofit/>
+                      </wps:bodyPr>
+                    </wps:wsp>
+                  </a:graphicData>
+                </a:graphic>
+              </wp:anchor>
+            </w:drawing>
+          </mc:Choice>
+          <mc:Fallback>
+            <w:pict>
+              <v:rect id="shape_0" ID="Frame 2" path="m0,0l-2147483645,0l-2147483645,-2147483646l0,-2147483646xe" fillcolor="white" stroked="f" o:allowincell="f" style="position:absolute;margin-left:180.1pt;margin-top:495pt;width:127.55pt;height:16.2pt;mso-wrap-style:square;v-text-anchor:top">
+                <v:fill o:detectmouseclick="t" type="solid" color2="black"/>
+                <v:stroke color="#3465a4" joinstyle="round" endcap="flat"/>
+                <v:textbox>
+                  <w:txbxContent>
+                    <w:p>
+                      <w:pPr>
+                        <w:pStyle w:val="FrameContents"/>
+                        <w:jc w:val="left"/>
+                        <w:rPr>
+                          <w:b/>
+                          <w:bCs/>
+                        </w:rPr>
+                      </w:pPr>
+                      <w:r>
+                        <w:rPr>
+                          <w:b/>
+                          <w:bCs/>
+                          <w:color w:val="000000"/>
+                          <w:sz w:val="24"/>
+                          <w:szCs w:val="24"/>
+                        </w:rPr>
+                        <w:t>{due}</w:t>
+                      </w:r>
+                    </w:p>
+                  </w:txbxContent>
+                </v:textbox>
+                <w10:wrap type="square"/>
+              </v:rect>
+            </w:pict>
+          </mc:Fallback>
+        </mc:AlternateContent>
+        <mc:AlternateContent>
+          <mc:Choice Requires="wps">
+            <w:drawing>
+              <wp:anchor behindDoc="0" distT="0" distB="0" distL="635" distR="0" simplePos="0" locked="0" layoutInCell="0" allowOverlap="1" relativeHeight="90">
+                <wp:simplePos x="0" y="0"/>
+                <wp:positionH relativeFrom="column">
+                  <wp:posOffset>8434070</wp:posOffset>
+                </wp:positionH>
+                <wp:positionV relativeFrom="paragraph">
+                  <wp:posOffset>10677525</wp:posOffset>
+                </wp:positionV>
+                <wp:extent cx="1943735" cy="206375"/>
+                <wp:effectExtent l="635" t="635" r="0" b="0"/>
+                <wp:wrapSquare wrapText="bothSides"/>
+                <wp:docPr id="47" name="Frame 3"/>
+                <a:graphic xmlns:a="http://schemas.openxmlformats.org/drawingml/2006/main">
+                  <a:graphicData uri="http://schemas.microsoft.com/office/word/2010/wordprocessingShape">
+                    <wps:wsp>
+                      <wps:cNvSpPr/>
+                      <wps:spPr>
+                        <a:xfrm>
+                          <a:off x="0" y="0"/>
+                          <a:ext cx="1943640" cy="206280"/>
+                        </a:xfrm>
+                        <a:prstGeom prst="rect">
+                          <a:avLst/>
+                        </a:prstGeom>
+                        <a:solidFill>
+                          <a:srgbClr val="ffffff"/>
+                        </a:solidFill>
+                        <a:ln w="0">
+                          <a:noFill/>
+                        </a:ln>
+                      </wps:spPr>
+                      <wps:style>
+                        <a:lnRef idx="0"/>
+                        <a:fillRef idx="0"/>
+                        <a:effectRef idx="0"/>
+                        <a:fontRef idx="minor"/>
+                      </wps:style>
+                      <wps:txbx>
+                        <w:txbxContent>
+                          <w:p>
+                            <w:pPr>
+                              <w:pStyle w:val="FrameContents"/>
+                              <w:jc w:val="left"/>
+                              <w:rPr>
+                                <w:b/>
+                                <w:bCs/>
+                              </w:rPr>
+                            </w:pPr>
+                            <w:r>
+                              <w:rPr>
+                                <w:b/>
+                                <w:bCs/>
+                                <w:color w:val="000000"/>
+                                <w:sz w:val="24"/>
+                                <w:szCs w:val="24"/>
+                              </w:rPr>
+                              <w:t>{due}</w:t>
+                            </w:r>
+                          </w:p>
+                        </w:txbxContent>
+                      </wps:txbx>
+                      <wps:bodyPr lIns="0" rIns="0" tIns="0" bIns="0" anchor="t">
+                        <a:noAutofit/>
+                      </wps:bodyPr>
+                    </wps:wsp>
+                  </a:graphicData>
+                </a:graphic>
+              </wp:anchor>
+            </w:drawing>
+          </mc:Choice>
+          <mc:Fallback>
+            <w:pict>
+              <v:rect id="shape_0" ID="Frame 3" path="m0,0l-2147483645,0l-2147483645,-2147483646l0,-2147483646xe" fillcolor="white" stroked="f" o:allowincell="f" style="position:absolute;margin-left:664.1pt;margin-top:840.75pt;width:153pt;height:16.2pt;mso-wrap-style:square;v-text-anchor:top">
+                <v:fill o:detectmouseclick="t" type="solid" color2="black"/>
+                <v:stroke color="#3465a4" joinstyle="round" endcap="flat"/>
+                <v:textbox>
+                  <w:txbxContent>
+                    <w:p>
+                      <w:pPr>
+                        <w:pStyle w:val="FrameContents"/>
+                        <w:jc w:val="left"/>
+                        <w:rPr>
+                          <w:b/>
+                          <w:bCs/>
+                        </w:rPr>
+                      </w:pPr>
+                      <w:r>
+                        <w:rPr>
+                          <w:b/>
+                          <w:bCs/>
+                          <w:color w:val="000000"/>
+                          <w:sz w:val="24"/>
+                          <w:szCs w:val="24"/>
+                        </w:rPr>
+                        <w:t>{due}</w:t>
                       </w:r>
                     </w:p>
                   </w:txbxContent>
@@ -4625,9 +4984,7 @@
     <w:pPr>
       <w:widowControl/>
       <w:suppressAutoHyphens w:val="true"/>
-      <w:kinsoku w:val="true"/>
-      <w:overflowPunct w:val="false"/>
-      <w:autoSpaceDE w:val="true"/>
+      <w:overflowPunct w:val="true"/>
       <w:bidi w:val="0"/>
       <w:spacing w:before="0" w:after="0"/>
       <w:jc w:val="left"/>

--- a/public/tc reserve.docx
+++ b/public/tc reserve.docx
@@ -20,12 +20,12 @@
               <wp:anchor behindDoc="1" distT="37465" distB="37465" distL="18415" distR="18415" simplePos="0" locked="0" layoutInCell="1" allowOverlap="1" relativeHeight="2">
                 <wp:simplePos x="0" y="0"/>
                 <wp:positionH relativeFrom="column">
-                  <wp:posOffset>154305</wp:posOffset>
+                  <wp:posOffset>153670</wp:posOffset>
                 </wp:positionH>
                 <wp:positionV relativeFrom="paragraph">
-                  <wp:posOffset>1852930</wp:posOffset>
+                  <wp:posOffset>1852295</wp:posOffset>
                 </wp:positionV>
-                <wp:extent cx="14535150" cy="7038975"/>
+                <wp:extent cx="14265275" cy="6908800"/>
                 <wp:effectExtent l="18415" t="37465" r="18415" b="37465"/>
                 <wp:wrapNone/>
                 <wp:docPr id="1" name="Image1"/>
@@ -44,7 +44,7 @@
                       <pic:spPr>
                         <a:xfrm rot="21582000">
                           <a:off x="0" y="0"/>
-                          <a:ext cx="14535000" cy="7039080"/>
+                          <a:ext cx="14265360" cy="6908760"/>
                         </a:xfrm>
                         <a:prstGeom prst="rect">
                           <a:avLst/>
@@ -80,7 +80,7 @@
                 <v:path o:extrusionok="f" gradientshapeok="t" o:connecttype="rect"/>
                 <o:lock v:ext="edit" aspectratio="t"/>
               </v:shapetype>
-              <v:shape id="shape_0" ID="Image1" stroked="f" o:allowincell="f" style="position:absolute;margin-left:12.1pt;margin-top:145.85pt;width:1144.45pt;height:554.2pt;mso-wrap-style:none;v-text-anchor:middle;rotation:360" type="_x0000_t75">
+              <v:shape id="shape_0" ID="Image1" stroked="f" o:allowincell="f" style="position:absolute;margin-left:12.1pt;margin-top:145.8pt;width:1123.2pt;height:543.95pt;mso-wrap-style:none;v-text-anchor:middle;rotation:360" type="_x0000_t75">
                 <v:imagedata r:id="rId3" o:detectmouseclick="t"/>
                 <v:stroke color="#3465a4" joinstyle="round" endcap="flat"/>
                 <w10:wrap type="none"/>
@@ -355,7 +355,7 @@
                           <w:p>
                             <w:pPr>
                               <w:pStyle w:val="FrameContents"/>
-                              <w:overflowPunct w:val="false"/>
+                              <w:overflowPunct w:val="true"/>
                               <w:jc w:val="left"/>
                               <w:rPr>
                                 <w:b/>
@@ -396,7 +396,7 @@
                     <w:p>
                       <w:pPr>
                         <w:pStyle w:val="FrameContents"/>
-                        <w:overflowPunct w:val="false"/>
+                        <w:overflowPunct w:val="true"/>
                         <w:jc w:val="left"/>
                         <w:rPr>
                           <w:b/>
@@ -2418,7 +2418,7 @@
                           <w:p>
                             <w:pPr>
                               <w:pStyle w:val="FrameContents"/>
-                              <w:overflowPunct w:val="false"/>
+                              <w:overflowPunct w:val="true"/>
                               <w:jc w:val="left"/>
                               <w:rPr>
                                 <w:b/>
@@ -2457,7 +2457,7 @@
                     <w:p>
                       <w:pPr>
                         <w:pStyle w:val="FrameContents"/>
-                        <w:overflowPunct w:val="false"/>
+                        <w:overflowPunct w:val="true"/>
                         <w:jc w:val="left"/>
                         <w:rPr>
                           <w:b/>
@@ -3918,7 +3918,7 @@
                           <w:p>
                             <w:pPr>
                               <w:pStyle w:val="FrameContents"/>
-                              <w:overflowPunct w:val="false"/>
+                              <w:overflowPunct w:val="true"/>
                               <w:jc w:val="left"/>
                               <w:rPr>
                                 <w:b/>
@@ -3957,7 +3957,7 @@
                     <w:p>
                       <w:pPr>
                         <w:pStyle w:val="FrameContents"/>
-                        <w:overflowPunct w:val="false"/>
+                        <w:overflowPunct w:val="true"/>
                         <w:jc w:val="left"/>
                         <w:rPr>
                           <w:b/>
@@ -4734,7 +4734,7 @@
         <mc:AlternateContent>
           <mc:Choice Requires="wps">
             <w:drawing>
-              <wp:anchor behindDoc="0" distT="0" distB="0" distL="1270" distR="635" simplePos="0" locked="0" layoutInCell="0" allowOverlap="1" relativeHeight="88">
+              <wp:anchor behindDoc="0" distT="0" distB="0" distL="1905" distR="635" simplePos="0" locked="0" layoutInCell="0" allowOverlap="1" relativeHeight="88">
                 <wp:simplePos x="0" y="0"/>
                 <wp:positionH relativeFrom="column">
                   <wp:posOffset>2287270</wp:posOffset>
@@ -4984,7 +4984,7 @@
     <w:pPr>
       <w:widowControl/>
       <w:suppressAutoHyphens w:val="true"/>
-      <w:overflowPunct w:val="true"/>
+      <w:overflowPunct w:val="false"/>
       <w:bidi w:val="0"/>
       <w:spacing w:before="0" w:after="0"/>
       <w:jc w:val="left"/>
